--- a/lessons/9-2/downloads/reveal/teacher/9.2-homework-packet.docx
+++ b/lessons/9-2/downloads/reveal/teacher/9.2-homework-packet.docx
@@ -15,10 +15,28 @@
         <w:rPr>
           <w:rFonts w:ascii="Avenir Next" w:hAnsi="Avenir Next" w:cs="Avenir Next" w:eastAsia="Avenir Next"/>
           <w:color w:val="1A1A1A"/>
+          <w:sz w:val="22"/>
+          <w:szCs w:val="20"/>
+        </w:rPr>
+        <w:t xml:space="preserve">Name</w:t>
+      </w:r>
+      <w:r>
+        <w:rPr>
+          <w:rFonts w:ascii="Avenir Next" w:hAnsi="Avenir Next" w:cs="Avenir Next" w:eastAsia="Avenir Next"/>
+          <w:color w:val="1A1A1A"/>
           <w:sz w:val="20"/>
           <w:szCs w:val="20"/>
         </w:rPr>
-        <w:t xml:space="preserve">Name</w:t>
+        <w:tab/>
+      </w:r>
+      <w:r>
+        <w:rPr>
+          <w:rFonts w:ascii="Avenir Next" w:hAnsi="Avenir Next" w:cs="Avenir Next" w:eastAsia="Avenir Next"/>
+          <w:color w:val="1A1A1A"/>
+          <w:sz w:val="22"/>
+          <w:szCs w:val="20"/>
+        </w:rPr>
+        <w:t xml:space="preserve">   Date</w:t>
       </w:r>
       <w:r>
         <w:rPr>
@@ -33,25 +51,7 @@
         <w:rPr>
           <w:rFonts w:ascii="Avenir Next" w:hAnsi="Avenir Next" w:cs="Avenir Next" w:eastAsia="Avenir Next"/>
           <w:color w:val="1A1A1A"/>
-          <w:sz w:val="20"/>
-          <w:szCs w:val="20"/>
-        </w:rPr>
-        <w:t xml:space="preserve">   Date</w:t>
-      </w:r>
-      <w:r>
-        <w:rPr>
-          <w:rFonts w:ascii="Avenir Next" w:hAnsi="Avenir Next" w:cs="Avenir Next" w:eastAsia="Avenir Next"/>
-          <w:color w:val="1A1A1A"/>
-          <w:sz w:val="20"/>
-          <w:szCs w:val="20"/>
-        </w:rPr>
-        <w:tab/>
-      </w:r>
-      <w:r>
-        <w:rPr>
-          <w:rFonts w:ascii="Avenir Next" w:hAnsi="Avenir Next" w:cs="Avenir Next" w:eastAsia="Avenir Next"/>
-          <w:color w:val="1A1A1A"/>
-          <w:sz w:val="20"/>
+          <w:sz w:val="22"/>
           <w:szCs w:val="20"/>
         </w:rPr>
         <w:t xml:space="preserve">   Period</w:t>
@@ -78,7 +78,7 @@
           <w:caps/>
           <w:color w:val="003A70"/>
           <w:spacing w:val="12"/>
-          <w:sz w:val="19"/>
+          <w:sz w:val="22"/>
           <w:szCs w:val="19"/>
         </w:rPr>
         <w:t xml:space="preserve">Lesson 9-2  ·  Homework Packet  ·  Sheet 1 of 2</w:t>
@@ -86,6 +86,7 @@
     </w:p>
     <w:p>
       <w:pPr>
+        <w:pStyle w:val="Heading1"/>
         <w:keepNext/>
         <w:spacing w:before="0" w:after="0" w:line="240" w:lineRule="auto"/>
       </w:pPr>
@@ -111,7 +112,7 @@
         <w:rPr>
           <w:rFonts w:ascii="Avenir Next" w:hAnsi="Avenir Next" w:cs="Avenir Next" w:eastAsia="Avenir Next"/>
           <w:color w:val="5A5F66"/>
-          <w:sz w:val="17"/>
+          <w:sz w:val="22"/>
           <w:szCs w:val="17"/>
         </w:rPr>
         <w:t xml:space="preserve">Maryland Standard 6.EE.C.9   ·   Learning target — I can turn a table of values into points and plot them on a graph.</w:t>
@@ -158,6 +159,7 @@
           </w:tcPr>
           <w:p>
             <w:pPr>
+              <w:pStyle w:val="Heading2"/>
               <w:spacing w:before="0" w:after="0" w:line="240" w:lineRule="auto"/>
             </w:pPr>
             <w:r>
@@ -185,82 +187,82 @@
                 <w:rFonts w:ascii="Avenir Next" w:hAnsi="Avenir Next" w:cs="Avenir Next" w:eastAsia="Avenir Next"/>
                 <w:b/>
                 <w:color w:val="003A70"/>
+                <w:sz w:val="22"/>
+                <w:szCs w:val="18"/>
+              </w:rPr>
+              <w:t xml:space="preserve">•</w:t>
+            </w:r>
+            <w:r>
+              <w:rPr>
+                <w:rFonts w:ascii="Avenir Next" w:hAnsi="Avenir Next" w:cs="Avenir Next" w:eastAsia="Avenir Next"/>
+                <w:color w:val="1A1A1A"/>
                 <w:sz w:val="18"/>
                 <w:szCs w:val="18"/>
               </w:rPr>
-              <w:t xml:space="preserve">•</w:t>
-            </w:r>
-            <w:r>
-              <w:rPr>
-                <w:rFonts w:ascii="Avenir Next" w:hAnsi="Avenir Next" w:cs="Avenir Next" w:eastAsia="Avenir Next"/>
-                <w:color w:val="1A1A1A"/>
-                <w:sz w:val="18"/>
+              <w:tab/>
+            </w:r>
+            <w:r>
+              <w:rPr>
+                <w:rFonts w:ascii="Avenir Next" w:hAnsi="Avenir Next" w:cs="Avenir Next" w:eastAsia="Avenir Next"/>
+                <w:color w:val="1A1A1A"/>
+                <w:sz w:val="22"/>
                 <w:szCs w:val="18"/>
               </w:rPr>
-              <w:tab/>
-            </w:r>
-            <w:r>
-              <w:rPr>
-                <w:rFonts w:ascii="Avenir Next" w:hAnsi="Avenir Next" w:cs="Avenir Next" w:eastAsia="Avenir Next"/>
-                <w:color w:val="1A1A1A"/>
-                <w:sz w:val="18"/>
+              <w:t xml:space="preserve">Each row of a table becomes an </w:t>
+            </w:r>
+            <w:r>
+              <w:rPr>
+                <w:rFonts w:ascii="Avenir Next" w:hAnsi="Avenir Next" w:cs="Avenir Next" w:eastAsia="Avenir Next"/>
+                <w:b/>
+                <w:color w:val="1A1A1A"/>
+                <w:sz w:val="22"/>
                 <w:szCs w:val="18"/>
               </w:rPr>
-              <w:t xml:space="preserve">Each row of a table becomes an </w:t>
-            </w:r>
-            <w:r>
-              <w:rPr>
-                <w:rFonts w:ascii="Avenir Next" w:hAnsi="Avenir Next" w:cs="Avenir Next" w:eastAsia="Avenir Next"/>
-                <w:b/>
-                <w:color w:val="1A1A1A"/>
-                <w:sz w:val="18"/>
+              <w:t xml:space="preserve">ordered pair</w:t>
+            </w:r>
+            <w:r>
+              <w:rPr>
+                <w:rFonts w:ascii="Avenir Next" w:hAnsi="Avenir Next" w:cs="Avenir Next" w:eastAsia="Avenir Next"/>
+                <w:color w:val="1A1A1A"/>
+                <w:sz w:val="22"/>
                 <w:szCs w:val="18"/>
               </w:rPr>
-              <w:t xml:space="preserve">ordered pair</w:t>
-            </w:r>
-            <w:r>
-              <w:rPr>
-                <w:rFonts w:ascii="Avenir Next" w:hAnsi="Avenir Next" w:cs="Avenir Next" w:eastAsia="Avenir Next"/>
-                <w:color w:val="1A1A1A"/>
-                <w:sz w:val="18"/>
+              <w:t xml:space="preserve"> (</w:t>
+            </w:r>
+            <w:r>
+              <w:rPr>
+                <w:rFonts w:ascii="Avenir Next" w:hAnsi="Avenir Next" w:cs="Avenir Next" w:eastAsia="Avenir Next"/>
+                <w:i/>
+                <w:color w:val="1A1A1A"/>
+                <w:sz w:val="22"/>
                 <w:szCs w:val="18"/>
               </w:rPr>
-              <w:t xml:space="preserve"> (</w:t>
+              <w:t xml:space="preserve">x</w:t>
+            </w:r>
+            <w:r>
+              <w:rPr>
+                <w:rFonts w:ascii="Avenir Next" w:hAnsi="Avenir Next" w:cs="Avenir Next" w:eastAsia="Avenir Next"/>
+                <w:color w:val="1A1A1A"/>
+                <w:sz w:val="22"/>
+                <w:szCs w:val="18"/>
+              </w:rPr>
+              <w:t xml:space="preserve">, </w:t>
             </w:r>
             <w:r>
               <w:rPr>
                 <w:rFonts w:ascii="Avenir Next" w:hAnsi="Avenir Next" w:cs="Avenir Next" w:eastAsia="Avenir Next"/>
                 <w:i/>
                 <w:color w:val="1A1A1A"/>
-                <w:sz w:val="18"/>
+                <w:sz w:val="22"/>
                 <w:szCs w:val="18"/>
               </w:rPr>
-              <w:t xml:space="preserve">x</w:t>
-            </w:r>
-            <w:r>
-              <w:rPr>
-                <w:rFonts w:ascii="Avenir Next" w:hAnsi="Avenir Next" w:cs="Avenir Next" w:eastAsia="Avenir Next"/>
-                <w:color w:val="1A1A1A"/>
-                <w:sz w:val="18"/>
-                <w:szCs w:val="18"/>
-              </w:rPr>
-              <w:t xml:space="preserve">, </w:t>
-            </w:r>
-            <w:r>
-              <w:rPr>
-                <w:rFonts w:ascii="Avenir Next" w:hAnsi="Avenir Next" w:cs="Avenir Next" w:eastAsia="Avenir Next"/>
-                <w:i/>
-                <w:color w:val="1A1A1A"/>
-                <w:sz w:val="18"/>
-                <w:szCs w:val="18"/>
-              </w:rPr>
               <w:t xml:space="preserve">y</w:t>
             </w:r>
             <w:r>
               <w:rPr>
                 <w:rFonts w:ascii="Avenir Next" w:hAnsi="Avenir Next" w:cs="Avenir Next" w:eastAsia="Avenir Next"/>
                 <w:color w:val="1A1A1A"/>
-                <w:sz w:val="18"/>
+                <w:sz w:val="22"/>
                 <w:szCs w:val="18"/>
               </w:rPr>
               <w:t xml:space="preserve">).</w:t>
@@ -279,10 +281,76 @@
                 <w:rFonts w:ascii="Avenir Next" w:hAnsi="Avenir Next" w:cs="Avenir Next" w:eastAsia="Avenir Next"/>
                 <w:b/>
                 <w:color w:val="003A70"/>
+                <w:sz w:val="22"/>
+                <w:szCs w:val="18"/>
+              </w:rPr>
+              <w:t xml:space="preserve">•</w:t>
+            </w:r>
+            <w:r>
+              <w:rPr>
+                <w:rFonts w:ascii="Avenir Next" w:hAnsi="Avenir Next" w:cs="Avenir Next" w:eastAsia="Avenir Next"/>
+                <w:color w:val="1A1A1A"/>
                 <w:sz w:val="18"/>
                 <w:szCs w:val="18"/>
               </w:rPr>
-              <w:t xml:space="preserve">•</w:t>
+              <w:tab/>
+            </w:r>
+            <w:r>
+              <w:rPr>
+                <w:rFonts w:ascii="Avenir Next" w:hAnsi="Avenir Next" w:cs="Avenir Next" w:eastAsia="Avenir Next"/>
+                <w:color w:val="1A1A1A"/>
+                <w:sz w:val="22"/>
+                <w:szCs w:val="18"/>
+              </w:rPr>
+              <w:t xml:space="preserve">To plot (</w:t>
+            </w:r>
+            <w:r>
+              <w:rPr>
+                <w:rFonts w:ascii="Avenir Next" w:hAnsi="Avenir Next" w:cs="Avenir Next" w:eastAsia="Avenir Next"/>
+                <w:i/>
+                <w:color w:val="1A1A1A"/>
+                <w:sz w:val="22"/>
+                <w:szCs w:val="18"/>
+              </w:rPr>
+              <w:t xml:space="preserve">x</w:t>
+            </w:r>
+            <w:r>
+              <w:rPr>
+                <w:rFonts w:ascii="Avenir Next" w:hAnsi="Avenir Next" w:cs="Avenir Next" w:eastAsia="Avenir Next"/>
+                <w:color w:val="1A1A1A"/>
+                <w:sz w:val="22"/>
+                <w:szCs w:val="18"/>
+              </w:rPr>
+              <w:t xml:space="preserve">, </w:t>
+            </w:r>
+            <w:r>
+              <w:rPr>
+                <w:rFonts w:ascii="Avenir Next" w:hAnsi="Avenir Next" w:cs="Avenir Next" w:eastAsia="Avenir Next"/>
+                <w:i/>
+                <w:color w:val="1A1A1A"/>
+                <w:sz w:val="22"/>
+                <w:szCs w:val="18"/>
+              </w:rPr>
+              <w:t xml:space="preserve">y</w:t>
+            </w:r>
+            <w:r>
+              <w:rPr>
+                <w:rFonts w:ascii="Avenir Next" w:hAnsi="Avenir Next" w:cs="Avenir Next" w:eastAsia="Avenir Next"/>
+                <w:color w:val="1A1A1A"/>
+                <w:sz w:val="22"/>
+                <w:szCs w:val="18"/>
+              </w:rPr>
+              <w:t xml:space="preserve">), start at (0, 0). Move </w:t>
+            </w:r>
+            <w:r>
+              <w:rPr>
+                <w:rFonts w:ascii="Avenir Next" w:hAnsi="Avenir Next" w:cs="Avenir Next" w:eastAsia="Avenir Next"/>
+                <w:b/>
+                <w:color w:val="1A1A1A"/>
+                <w:sz w:val="22"/>
+                <w:szCs w:val="18"/>
+              </w:rPr>
+              <w:t xml:space="preserve">right</w:t>
             </w:r>
             <w:r>
               <w:rPr>
@@ -291,7 +359,36 @@
                 <w:sz w:val="18"/>
                 <w:szCs w:val="18"/>
               </w:rPr>
-              <w:tab/>
+              <w:t xml:space="preserve"> </w:t>
+            </w:r>
+            <w:r>
+              <w:rPr>
+                <w:rFonts w:ascii="Avenir Next" w:hAnsi="Avenir Next" w:cs="Avenir Next" w:eastAsia="Avenir Next"/>
+                <w:i/>
+                <w:color w:val="1A1A1A"/>
+                <w:sz w:val="22"/>
+                <w:szCs w:val="18"/>
+              </w:rPr>
+              <w:t xml:space="preserve">x</w:t>
+            </w:r>
+            <w:r>
+              <w:rPr>
+                <w:rFonts w:ascii="Avenir Next" w:hAnsi="Avenir Next" w:cs="Avenir Next" w:eastAsia="Avenir Next"/>
+                <w:color w:val="1A1A1A"/>
+                <w:sz w:val="22"/>
+                <w:szCs w:val="18"/>
+              </w:rPr>
+              <w:t xml:space="preserve">, then </w:t>
+            </w:r>
+            <w:r>
+              <w:rPr>
+                <w:rFonts w:ascii="Avenir Next" w:hAnsi="Avenir Next" w:cs="Avenir Next" w:eastAsia="Avenir Next"/>
+                <w:b/>
+                <w:color w:val="1A1A1A"/>
+                <w:sz w:val="22"/>
+                <w:szCs w:val="18"/>
+              </w:rPr>
+              <w:t xml:space="preserve">up</w:t>
             </w:r>
             <w:r>
               <w:rPr>
@@ -300,118 +397,23 @@
                 <w:sz w:val="18"/>
                 <w:szCs w:val="18"/>
               </w:rPr>
-              <w:t xml:space="preserve">To plot (</w:t>
+              <w:t xml:space="preserve"> </w:t>
             </w:r>
             <w:r>
               <w:rPr>
                 <w:rFonts w:ascii="Avenir Next" w:hAnsi="Avenir Next" w:cs="Avenir Next" w:eastAsia="Avenir Next"/>
                 <w:i/>
                 <w:color w:val="1A1A1A"/>
-                <w:sz w:val="18"/>
+                <w:sz w:val="22"/>
                 <w:szCs w:val="18"/>
               </w:rPr>
-              <w:t xml:space="preserve">x</w:t>
-            </w:r>
-            <w:r>
-              <w:rPr>
-                <w:rFonts w:ascii="Avenir Next" w:hAnsi="Avenir Next" w:cs="Avenir Next" w:eastAsia="Avenir Next"/>
-                <w:color w:val="1A1A1A"/>
-                <w:sz w:val="18"/>
-                <w:szCs w:val="18"/>
-              </w:rPr>
-              <w:t xml:space="preserve">, </w:t>
-            </w:r>
-            <w:r>
-              <w:rPr>
-                <w:rFonts w:ascii="Avenir Next" w:hAnsi="Avenir Next" w:cs="Avenir Next" w:eastAsia="Avenir Next"/>
-                <w:i/>
-                <w:color w:val="1A1A1A"/>
-                <w:sz w:val="18"/>
-                <w:szCs w:val="18"/>
-              </w:rPr>
               <w:t xml:space="preserve">y</w:t>
             </w:r>
             <w:r>
               <w:rPr>
                 <w:rFonts w:ascii="Avenir Next" w:hAnsi="Avenir Next" w:cs="Avenir Next" w:eastAsia="Avenir Next"/>
                 <w:color w:val="1A1A1A"/>
-                <w:sz w:val="18"/>
-                <w:szCs w:val="18"/>
-              </w:rPr>
-              <w:t xml:space="preserve">), start at (0, 0). Move </w:t>
-            </w:r>
-            <w:r>
-              <w:rPr>
-                <w:rFonts w:ascii="Avenir Next" w:hAnsi="Avenir Next" w:cs="Avenir Next" w:eastAsia="Avenir Next"/>
-                <w:b/>
-                <w:color w:val="1A1A1A"/>
-                <w:sz w:val="18"/>
-                <w:szCs w:val="18"/>
-              </w:rPr>
-              <w:t xml:space="preserve">right</w:t>
-            </w:r>
-            <w:r>
-              <w:rPr>
-                <w:rFonts w:ascii="Avenir Next" w:hAnsi="Avenir Next" w:cs="Avenir Next" w:eastAsia="Avenir Next"/>
-                <w:color w:val="1A1A1A"/>
-                <w:sz w:val="18"/>
-                <w:szCs w:val="18"/>
-              </w:rPr>
-              <w:t xml:space="preserve"> </w:t>
-            </w:r>
-            <w:r>
-              <w:rPr>
-                <w:rFonts w:ascii="Avenir Next" w:hAnsi="Avenir Next" w:cs="Avenir Next" w:eastAsia="Avenir Next"/>
-                <w:i/>
-                <w:color w:val="1A1A1A"/>
-                <w:sz w:val="18"/>
-                <w:szCs w:val="18"/>
-              </w:rPr>
-              <w:t xml:space="preserve">x</w:t>
-            </w:r>
-            <w:r>
-              <w:rPr>
-                <w:rFonts w:ascii="Avenir Next" w:hAnsi="Avenir Next" w:cs="Avenir Next" w:eastAsia="Avenir Next"/>
-                <w:color w:val="1A1A1A"/>
-                <w:sz w:val="18"/>
-                <w:szCs w:val="18"/>
-              </w:rPr>
-              <w:t xml:space="preserve">, then </w:t>
-            </w:r>
-            <w:r>
-              <w:rPr>
-                <w:rFonts w:ascii="Avenir Next" w:hAnsi="Avenir Next" w:cs="Avenir Next" w:eastAsia="Avenir Next"/>
-                <w:b/>
-                <w:color w:val="1A1A1A"/>
-                <w:sz w:val="18"/>
-                <w:szCs w:val="18"/>
-              </w:rPr>
-              <w:t xml:space="preserve">up</w:t>
-            </w:r>
-            <w:r>
-              <w:rPr>
-                <w:rFonts w:ascii="Avenir Next" w:hAnsi="Avenir Next" w:cs="Avenir Next" w:eastAsia="Avenir Next"/>
-                <w:color w:val="1A1A1A"/>
-                <w:sz w:val="18"/>
-                <w:szCs w:val="18"/>
-              </w:rPr>
-              <w:t xml:space="preserve"> </w:t>
-            </w:r>
-            <w:r>
-              <w:rPr>
-                <w:rFonts w:ascii="Avenir Next" w:hAnsi="Avenir Next" w:cs="Avenir Next" w:eastAsia="Avenir Next"/>
-                <w:i/>
-                <w:color w:val="1A1A1A"/>
-                <w:sz w:val="18"/>
-                <w:szCs w:val="18"/>
-              </w:rPr>
-              <w:t xml:space="preserve">y</w:t>
-            </w:r>
-            <w:r>
-              <w:rPr>
-                <w:rFonts w:ascii="Avenir Next" w:hAnsi="Avenir Next" w:cs="Avenir Next" w:eastAsia="Avenir Next"/>
-                <w:color w:val="1A1A1A"/>
-                <w:sz w:val="18"/>
+                <w:sz w:val="22"/>
                 <w:szCs w:val="18"/>
               </w:rPr>
               <w:t xml:space="preserve">.</w:t>
@@ -430,44 +432,44 @@
                 <w:rFonts w:ascii="Avenir Next" w:hAnsi="Avenir Next" w:cs="Avenir Next" w:eastAsia="Avenir Next"/>
                 <w:b/>
                 <w:color w:val="003A70"/>
+                <w:sz w:val="22"/>
+                <w:szCs w:val="18"/>
+              </w:rPr>
+              <w:t xml:space="preserve">•</w:t>
+            </w:r>
+            <w:r>
+              <w:rPr>
+                <w:rFonts w:ascii="Avenir Next" w:hAnsi="Avenir Next" w:cs="Avenir Next" w:eastAsia="Avenir Next"/>
+                <w:color w:val="1A1A1A"/>
                 <w:sz w:val="18"/>
                 <w:szCs w:val="18"/>
               </w:rPr>
-              <w:t xml:space="preserve">•</w:t>
-            </w:r>
-            <w:r>
-              <w:rPr>
-                <w:rFonts w:ascii="Avenir Next" w:hAnsi="Avenir Next" w:cs="Avenir Next" w:eastAsia="Avenir Next"/>
-                <w:color w:val="1A1A1A"/>
-                <w:sz w:val="18"/>
+              <w:tab/>
+            </w:r>
+            <w:r>
+              <w:rPr>
+                <w:rFonts w:ascii="Avenir Next" w:hAnsi="Avenir Next" w:cs="Avenir Next" w:eastAsia="Avenir Next"/>
+                <w:color w:val="1A1A1A"/>
+                <w:sz w:val="22"/>
                 <w:szCs w:val="18"/>
               </w:rPr>
-              <w:tab/>
-            </w:r>
-            <w:r>
-              <w:rPr>
-                <w:rFonts w:ascii="Avenir Next" w:hAnsi="Avenir Next" w:cs="Avenir Next" w:eastAsia="Avenir Next"/>
-                <w:color w:val="1A1A1A"/>
-                <w:sz w:val="18"/>
+              <w:t xml:space="preserve">Points from a constant rate line up in a </w:t>
+            </w:r>
+            <w:r>
+              <w:rPr>
+                <w:rFonts w:ascii="Avenir Next" w:hAnsi="Avenir Next" w:cs="Avenir Next" w:eastAsia="Avenir Next"/>
+                <w:b/>
+                <w:color w:val="1A1A1A"/>
+                <w:sz w:val="22"/>
                 <w:szCs w:val="18"/>
               </w:rPr>
-              <w:t xml:space="preserve">Points from a constant rate line up in a </w:t>
-            </w:r>
-            <w:r>
-              <w:rPr>
-                <w:rFonts w:ascii="Avenir Next" w:hAnsi="Avenir Next" w:cs="Avenir Next" w:eastAsia="Avenir Next"/>
-                <w:b/>
-                <w:color w:val="1A1A1A"/>
-                <w:sz w:val="18"/>
-                <w:szCs w:val="18"/>
-              </w:rPr>
               <w:t xml:space="preserve">straight line</w:t>
             </w:r>
             <w:r>
               <w:rPr>
                 <w:rFonts w:ascii="Avenir Next" w:hAnsi="Avenir Next" w:cs="Avenir Next" w:eastAsia="Avenir Next"/>
                 <w:color w:val="1A1A1A"/>
-                <w:sz w:val="18"/>
+                <w:sz w:val="22"/>
                 <w:szCs w:val="18"/>
               </w:rPr>
               <w:t xml:space="preserve">.</w:t>
@@ -482,6 +484,7 @@
           </w:tcPr>
           <w:p>
             <w:pPr>
+              <w:pStyle w:val="Heading2"/>
               <w:spacing w:before="0" w:after="0" w:line="240" w:lineRule="auto"/>
             </w:pPr>
             <w:r>
@@ -504,7 +507,7 @@
               <w:rPr>
                 <w:rFonts w:ascii="Avenir Next" w:hAnsi="Avenir Next" w:cs="Avenir Next" w:eastAsia="Avenir Next"/>
                 <w:color w:val="1A1A1A"/>
-                <w:sz w:val="17"/>
+                <w:sz w:val="22"/>
                 <w:szCs w:val="17"/>
               </w:rPr>
               <w:t xml:space="preserve">Movie tickets cost $8 each. Write ordered pairs for 1, 2, and 3 tickets.</w:t>
@@ -523,82 +526,82 @@
                 <w:rFonts w:ascii="Avenir Next" w:hAnsi="Avenir Next" w:cs="Avenir Next" w:eastAsia="Avenir Next"/>
                 <w:b/>
                 <w:color w:val="003A70"/>
+                <w:sz w:val="22"/>
+                <w:szCs w:val="17"/>
+              </w:rPr>
+              <w:t xml:space="preserve">Step 1</w:t>
+            </w:r>
+            <w:r>
+              <w:rPr>
+                <w:rFonts w:ascii="Avenir Next" w:hAnsi="Avenir Next" w:cs="Avenir Next" w:eastAsia="Avenir Next"/>
+                <w:color w:val="1A1A1A"/>
                 <w:sz w:val="17"/>
                 <w:szCs w:val="17"/>
               </w:rPr>
-              <w:t xml:space="preserve">Step 1</w:t>
-            </w:r>
-            <w:r>
-              <w:rPr>
-                <w:rFonts w:ascii="Avenir Next" w:hAnsi="Avenir Next" w:cs="Avenir Next" w:eastAsia="Avenir Next"/>
-                <w:color w:val="1A1A1A"/>
-                <w:sz w:val="17"/>
+              <w:tab/>
+            </w:r>
+            <w:r>
+              <w:rPr>
+                <w:rFonts w:ascii="Avenir Next" w:hAnsi="Avenir Next" w:cs="Avenir Next" w:eastAsia="Avenir Next"/>
+                <w:color w:val="1A1A1A"/>
+                <w:sz w:val="22"/>
                 <w:szCs w:val="17"/>
               </w:rPr>
-              <w:tab/>
-            </w:r>
-            <w:r>
-              <w:rPr>
-                <w:rFonts w:ascii="Avenir Next" w:hAnsi="Avenir Next" w:cs="Avenir Next" w:eastAsia="Avenir Next"/>
-                <w:color w:val="1A1A1A"/>
-                <w:sz w:val="17"/>
+              <w:t xml:space="preserve">Tickets is </w:t>
+            </w:r>
+            <w:r>
+              <w:rPr>
+                <w:rFonts w:ascii="Avenir Next" w:hAnsi="Avenir Next" w:cs="Avenir Next" w:eastAsia="Avenir Next"/>
+                <w:i/>
+                <w:color w:val="1A1A1A"/>
+                <w:sz w:val="22"/>
                 <w:szCs w:val="17"/>
               </w:rPr>
-              <w:t xml:space="preserve">Tickets is </w:t>
+              <w:t xml:space="preserve">x</w:t>
+            </w:r>
+            <w:r>
+              <w:rPr>
+                <w:rFonts w:ascii="Avenir Next" w:hAnsi="Avenir Next" w:cs="Avenir Next" w:eastAsia="Avenir Next"/>
+                <w:color w:val="1A1A1A"/>
+                <w:sz w:val="22"/>
+                <w:szCs w:val="17"/>
+              </w:rPr>
+              <w:t xml:space="preserve">. Cost is </w:t>
             </w:r>
             <w:r>
               <w:rPr>
                 <w:rFonts w:ascii="Avenir Next" w:hAnsi="Avenir Next" w:cs="Avenir Next" w:eastAsia="Avenir Next"/>
                 <w:i/>
                 <w:color w:val="1A1A1A"/>
-                <w:sz w:val="17"/>
+                <w:sz w:val="22"/>
                 <w:szCs w:val="17"/>
               </w:rPr>
+              <w:t xml:space="preserve">y</w:t>
+            </w:r>
+            <w:r>
+              <w:rPr>
+                <w:rFonts w:ascii="Avenir Next" w:hAnsi="Avenir Next" w:cs="Avenir Next" w:eastAsia="Avenir Next"/>
+                <w:color w:val="1A1A1A"/>
+                <w:sz w:val="22"/>
+                <w:szCs w:val="17"/>
+              </w:rPr>
+              <w:t xml:space="preserve">. Multiply each </w:t>
+            </w:r>
+            <w:r>
+              <w:rPr>
+                <w:rFonts w:ascii="Avenir Next" w:hAnsi="Avenir Next" w:cs="Avenir Next" w:eastAsia="Avenir Next"/>
+                <w:i/>
+                <w:color w:val="1A1A1A"/>
+                <w:sz w:val="22"/>
+                <w:szCs w:val="17"/>
+              </w:rPr>
               <w:t xml:space="preserve">x</w:t>
             </w:r>
             <w:r>
               <w:rPr>
                 <w:rFonts w:ascii="Avenir Next" w:hAnsi="Avenir Next" w:cs="Avenir Next" w:eastAsia="Avenir Next"/>
                 <w:color w:val="1A1A1A"/>
-                <w:sz w:val="17"/>
-                <w:szCs w:val="17"/>
-              </w:rPr>
-              <w:t xml:space="preserve">. Cost is </w:t>
-            </w:r>
-            <w:r>
-              <w:rPr>
-                <w:rFonts w:ascii="Avenir Next" w:hAnsi="Avenir Next" w:cs="Avenir Next" w:eastAsia="Avenir Next"/>
-                <w:i/>
-                <w:color w:val="1A1A1A"/>
-                <w:sz w:val="17"/>
-                <w:szCs w:val="17"/>
-              </w:rPr>
-              <w:t xml:space="preserve">y</w:t>
-            </w:r>
-            <w:r>
-              <w:rPr>
-                <w:rFonts w:ascii="Avenir Next" w:hAnsi="Avenir Next" w:cs="Avenir Next" w:eastAsia="Avenir Next"/>
-                <w:color w:val="1A1A1A"/>
-                <w:sz w:val="17"/>
-                <w:szCs w:val="17"/>
-              </w:rPr>
-              <w:t xml:space="preserve">. Multiply each </w:t>
-            </w:r>
-            <w:r>
-              <w:rPr>
-                <w:rFonts w:ascii="Avenir Next" w:hAnsi="Avenir Next" w:cs="Avenir Next" w:eastAsia="Avenir Next"/>
-                <w:i/>
-                <w:color w:val="1A1A1A"/>
-                <w:sz w:val="17"/>
-                <w:szCs w:val="17"/>
-              </w:rPr>
-              <w:t xml:space="preserve">x</w:t>
-            </w:r>
-            <w:r>
-              <w:rPr>
-                <w:rFonts w:ascii="Avenir Next" w:hAnsi="Avenir Next" w:cs="Avenir Next" w:eastAsia="Avenir Next"/>
-                <w:color w:val="1A1A1A"/>
-                <w:sz w:val="17"/>
+                <w:sz w:val="22"/>
                 <w:szCs w:val="17"/>
               </w:rPr>
               <w:t xml:space="preserve"> by 8.</w:t>
@@ -617,25 +620,25 @@
                 <w:rFonts w:ascii="Avenir Next" w:hAnsi="Avenir Next" w:cs="Avenir Next" w:eastAsia="Avenir Next"/>
                 <w:b/>
                 <w:color w:val="003A70"/>
+                <w:sz w:val="22"/>
+                <w:szCs w:val="17"/>
+              </w:rPr>
+              <w:t xml:space="preserve">Step 2</w:t>
+            </w:r>
+            <w:r>
+              <w:rPr>
+                <w:rFonts w:ascii="Avenir Next" w:hAnsi="Avenir Next" w:cs="Avenir Next" w:eastAsia="Avenir Next"/>
+                <w:color w:val="1A1A1A"/>
                 <w:sz w:val="17"/>
                 <w:szCs w:val="17"/>
               </w:rPr>
-              <w:t xml:space="preserve">Step 2</w:t>
-            </w:r>
-            <w:r>
-              <w:rPr>
-                <w:rFonts w:ascii="Avenir Next" w:hAnsi="Avenir Next" w:cs="Avenir Next" w:eastAsia="Avenir Next"/>
-                <w:color w:val="1A1A1A"/>
-                <w:sz w:val="17"/>
-                <w:szCs w:val="17"/>
-              </w:rPr>
               <w:tab/>
             </w:r>
             <w:r>
               <w:rPr>
                 <w:rFonts w:ascii="Avenir Next" w:hAnsi="Avenir Next" w:cs="Avenir Next" w:eastAsia="Avenir Next"/>
                 <w:color w:val="1A1A1A"/>
-                <w:sz w:val="17"/>
+                <w:sz w:val="22"/>
                 <w:szCs w:val="17"/>
               </w:rPr>
               <w:t xml:space="preserve">8 × 1 = 8,  8 × 2 = 16,  8 × 3 = 24</w:t>
@@ -654,18 +657,18 @@
                 <w:rFonts w:ascii="Avenir Next" w:hAnsi="Avenir Next" w:cs="Avenir Next" w:eastAsia="Avenir Next"/>
                 <w:b/>
                 <w:color w:val="1A1A1A"/>
+                <w:sz w:val="22"/>
+                <w:szCs w:val="17"/>
+              </w:rPr>
+              <w:t xml:space="preserve">Answer</w:t>
+            </w:r>
+            <w:r>
+              <w:rPr>
+                <w:rFonts w:ascii="Avenir Next" w:hAnsi="Avenir Next" w:cs="Avenir Next" w:eastAsia="Avenir Next"/>
+                <w:color w:val="1A1A1A"/>
                 <w:sz w:val="17"/>
                 <w:szCs w:val="17"/>
               </w:rPr>
-              <w:t xml:space="preserve">Answer</w:t>
-            </w:r>
-            <w:r>
-              <w:rPr>
-                <w:rFonts w:ascii="Avenir Next" w:hAnsi="Avenir Next" w:cs="Avenir Next" w:eastAsia="Avenir Next"/>
-                <w:color w:val="1A1A1A"/>
-                <w:sz w:val="17"/>
-                <w:szCs w:val="17"/>
-              </w:rPr>
               <w:tab/>
             </w:r>
             <w:r>
@@ -673,7 +676,7 @@
                 <w:rFonts w:ascii="Avenir Next" w:hAnsi="Avenir Next" w:cs="Avenir Next" w:eastAsia="Avenir Next"/>
                 <w:b/>
                 <w:color w:val="1A1A1A"/>
-                <w:sz w:val="17"/>
+                <w:sz w:val="22"/>
                 <w:szCs w:val="17"/>
               </w:rPr>
               <w:t xml:space="preserve">(1, 8), (2, 16), (3, 24)</w:t>
@@ -684,6 +687,7 @@
     </w:tbl>
     <w:p>
       <w:pPr>
+        <w:pStyle w:val="Heading2"/>
         <w:keepNext/>
         <w:pBdr>
           <w:bottom w:val="single" w:sz="8" w:space="3" w:color="003A70"/>
@@ -699,7 +703,7 @@
           <w:b/>
           <w:color w:val="003A70"/>
           <w:spacing w:val="14"/>
-          <w:sz w:val="19"/>
+          <w:sz w:val="22"/>
           <w:szCs w:val="19"/>
         </w:rPr>
         <w:t xml:space="preserve">PRACTICE</w:t>
@@ -718,7 +722,7 @@
           <w:rFonts w:ascii="Avenir Next" w:hAnsi="Avenir Next" w:cs="Avenir Next" w:eastAsia="Avenir Next"/>
           <w:i/>
           <w:color w:val="5A5F66"/>
-          <w:sz w:val="17"/>
+          <w:sz w:val="22"/>
           <w:szCs w:val="17"/>
         </w:rPr>
         <w:t xml:space="preserve">show your work · label units</w:t>
@@ -738,63 +742,63 @@
           <w:rFonts w:ascii="Avenir Next" w:hAnsi="Avenir Next" w:cs="Avenir Next" w:eastAsia="Avenir Next"/>
           <w:b/>
           <w:color w:val="1A1A1A"/>
+          <w:sz w:val="22"/>
+          <w:szCs w:val="20"/>
+        </w:rPr>
+        <w:t xml:space="preserve">1.</w:t>
+      </w:r>
+      <w:r>
+        <w:rPr>
+          <w:rFonts w:ascii="Avenir Next" w:hAnsi="Avenir Next" w:cs="Avenir Next" w:eastAsia="Avenir Next"/>
+          <w:color w:val="1A1A1A"/>
           <w:sz w:val="20"/>
           <w:szCs w:val="20"/>
         </w:rPr>
-        <w:t xml:space="preserve">1.</w:t>
-      </w:r>
-      <w:r>
-        <w:rPr>
-          <w:rFonts w:ascii="Avenir Next" w:hAnsi="Avenir Next" w:cs="Avenir Next" w:eastAsia="Avenir Next"/>
-          <w:color w:val="1A1A1A"/>
-          <w:sz w:val="20"/>
+        <w:tab/>
+      </w:r>
+      <w:r>
+        <w:rPr>
+          <w:rFonts w:ascii="Avenir Next" w:hAnsi="Avenir Next" w:cs="Avenir Next" w:eastAsia="Avenir Next"/>
+          <w:color w:val="1A1A1A"/>
+          <w:sz w:val="22"/>
           <w:szCs w:val="20"/>
         </w:rPr>
-        <w:tab/>
-      </w:r>
-      <w:r>
-        <w:rPr>
-          <w:rFonts w:ascii="Avenir Next" w:hAnsi="Avenir Next" w:cs="Avenir Next" w:eastAsia="Avenir Next"/>
-          <w:color w:val="1A1A1A"/>
-          <w:sz w:val="20"/>
+        <w:t xml:space="preserve">Write each table row as an ordered pair (</w:t>
+      </w:r>
+      <w:r>
+        <w:rPr>
+          <w:rFonts w:ascii="Avenir Next" w:hAnsi="Avenir Next" w:cs="Avenir Next" w:eastAsia="Avenir Next"/>
+          <w:i/>
+          <w:color w:val="1A1A1A"/>
+          <w:sz w:val="22"/>
           <w:szCs w:val="20"/>
         </w:rPr>
-        <w:t xml:space="preserve">Write each table row as an ordered pair (</w:t>
+        <w:t xml:space="preserve">x</w:t>
+      </w:r>
+      <w:r>
+        <w:rPr>
+          <w:rFonts w:ascii="Avenir Next" w:hAnsi="Avenir Next" w:cs="Avenir Next" w:eastAsia="Avenir Next"/>
+          <w:color w:val="1A1A1A"/>
+          <w:sz w:val="22"/>
+          <w:szCs w:val="20"/>
+        </w:rPr>
+        <w:t xml:space="preserve">, </w:t>
       </w:r>
       <w:r>
         <w:rPr>
           <w:rFonts w:ascii="Avenir Next" w:hAnsi="Avenir Next" w:cs="Avenir Next" w:eastAsia="Avenir Next"/>
           <w:i/>
           <w:color w:val="1A1A1A"/>
-          <w:sz w:val="20"/>
+          <w:sz w:val="22"/>
           <w:szCs w:val="20"/>
         </w:rPr>
-        <w:t xml:space="preserve">x</w:t>
-      </w:r>
-      <w:r>
-        <w:rPr>
-          <w:rFonts w:ascii="Avenir Next" w:hAnsi="Avenir Next" w:cs="Avenir Next" w:eastAsia="Avenir Next"/>
-          <w:color w:val="1A1A1A"/>
-          <w:sz w:val="20"/>
-          <w:szCs w:val="20"/>
-        </w:rPr>
-        <w:t xml:space="preserve">, </w:t>
-      </w:r>
-      <w:r>
-        <w:rPr>
-          <w:rFonts w:ascii="Avenir Next" w:hAnsi="Avenir Next" w:cs="Avenir Next" w:eastAsia="Avenir Next"/>
-          <w:i/>
-          <w:color w:val="1A1A1A"/>
-          <w:sz w:val="20"/>
-          <w:szCs w:val="20"/>
-        </w:rPr>
         <w:t xml:space="preserve">y</w:t>
       </w:r>
       <w:r>
         <w:rPr>
           <w:rFonts w:ascii="Avenir Next" w:hAnsi="Avenir Next" w:cs="Avenir Next" w:eastAsia="Avenir Next"/>
           <w:color w:val="1A1A1A"/>
-          <w:sz w:val="20"/>
+          <w:sz w:val="22"/>
           <w:szCs w:val="20"/>
         </w:rPr>
         <w:t xml:space="preserve">).</w:t>
@@ -849,18 +853,18 @@
                 <w:rFonts w:ascii="Avenir Next" w:hAnsi="Avenir Next" w:cs="Avenir Next" w:eastAsia="Avenir Next"/>
                 <w:b/>
                 <w:color w:val="003A70"/>
+                <w:sz w:val="22"/>
+                <w:szCs w:val="20"/>
+              </w:rPr>
+              <w:t xml:space="preserve">a.</w:t>
+            </w:r>
+            <w:r>
+              <w:rPr>
+                <w:rFonts w:ascii="Avenir Next" w:hAnsi="Avenir Next" w:cs="Avenir Next" w:eastAsia="Avenir Next"/>
+                <w:color w:val="1A1A1A"/>
                 <w:sz w:val="20"/>
                 <w:szCs w:val="20"/>
               </w:rPr>
-              <w:t xml:space="preserve">a.</w:t>
-            </w:r>
-            <w:r>
-              <w:rPr>
-                <w:rFonts w:ascii="Avenir Next" w:hAnsi="Avenir Next" w:cs="Avenir Next" w:eastAsia="Avenir Next"/>
-                <w:color w:val="1A1A1A"/>
-                <w:sz w:val="20"/>
-                <w:szCs w:val="20"/>
-              </w:rPr>
               <w:tab/>
             </w:r>
             <w:r>
@@ -868,7 +872,7 @@
                 <w:rFonts w:ascii="Avenir Next" w:hAnsi="Avenir Next" w:cs="Avenir Next" w:eastAsia="Avenir Next"/>
                 <w:i/>
                 <w:color w:val="1A1A1A"/>
-                <w:sz w:val="20"/>
+                <w:sz w:val="22"/>
                 <w:szCs w:val="20"/>
               </w:rPr>
               <w:t xml:space="preserve">x</w:t>
@@ -877,7 +881,7 @@
               <w:rPr>
                 <w:rFonts w:ascii="Avenir Next" w:hAnsi="Avenir Next" w:cs="Avenir Next" w:eastAsia="Avenir Next"/>
                 <w:color w:val="1A1A1A"/>
-                <w:sz w:val="20"/>
+                <w:sz w:val="22"/>
                 <w:szCs w:val="20"/>
               </w:rPr>
               <w:t xml:space="preserve"> = 4, </w:t>
@@ -887,7 +891,7 @@
                 <w:rFonts w:ascii="Avenir Next" w:hAnsi="Avenir Next" w:cs="Avenir Next" w:eastAsia="Avenir Next"/>
                 <w:i/>
                 <w:color w:val="1A1A1A"/>
-                <w:sz w:val="20"/>
+                <w:sz w:val="22"/>
                 <w:szCs w:val="20"/>
               </w:rPr>
               <w:t xml:space="preserve">y</w:t>
@@ -896,7 +900,7 @@
               <w:rPr>
                 <w:rFonts w:ascii="Avenir Next" w:hAnsi="Avenir Next" w:cs="Avenir Next" w:eastAsia="Avenir Next"/>
                 <w:color w:val="1A1A1A"/>
-                <w:sz w:val="20"/>
+                <w:sz w:val="22"/>
                 <w:szCs w:val="20"/>
               </w:rPr>
               <w:t xml:space="preserve"> = 12</w:t>
@@ -940,18 +944,18 @@
                 <w:rFonts w:ascii="Avenir Next" w:hAnsi="Avenir Next" w:cs="Avenir Next" w:eastAsia="Avenir Next"/>
                 <w:b/>
                 <w:color w:val="003A70"/>
+                <w:sz w:val="22"/>
+                <w:szCs w:val="20"/>
+              </w:rPr>
+              <w:t xml:space="preserve">b.</w:t>
+            </w:r>
+            <w:r>
+              <w:rPr>
+                <w:rFonts w:ascii="Avenir Next" w:hAnsi="Avenir Next" w:cs="Avenir Next" w:eastAsia="Avenir Next"/>
+                <w:color w:val="1A1A1A"/>
                 <w:sz w:val="20"/>
                 <w:szCs w:val="20"/>
               </w:rPr>
-              <w:t xml:space="preserve">b.</w:t>
-            </w:r>
-            <w:r>
-              <w:rPr>
-                <w:rFonts w:ascii="Avenir Next" w:hAnsi="Avenir Next" w:cs="Avenir Next" w:eastAsia="Avenir Next"/>
-                <w:color w:val="1A1A1A"/>
-                <w:sz w:val="20"/>
-                <w:szCs w:val="20"/>
-              </w:rPr>
               <w:tab/>
             </w:r>
             <w:r>
@@ -959,7 +963,7 @@
                 <w:rFonts w:ascii="Avenir Next" w:hAnsi="Avenir Next" w:cs="Avenir Next" w:eastAsia="Avenir Next"/>
                 <w:i/>
                 <w:color w:val="1A1A1A"/>
-                <w:sz w:val="20"/>
+                <w:sz w:val="22"/>
                 <w:szCs w:val="20"/>
               </w:rPr>
               <w:t xml:space="preserve">x</w:t>
@@ -968,7 +972,7 @@
               <w:rPr>
                 <w:rFonts w:ascii="Avenir Next" w:hAnsi="Avenir Next" w:cs="Avenir Next" w:eastAsia="Avenir Next"/>
                 <w:color w:val="1A1A1A"/>
-                <w:sz w:val="20"/>
+                <w:sz w:val="22"/>
                 <w:szCs w:val="20"/>
               </w:rPr>
               <w:t xml:space="preserve"> = 0, </w:t>
@@ -978,7 +982,7 @@
                 <w:rFonts w:ascii="Avenir Next" w:hAnsi="Avenir Next" w:cs="Avenir Next" w:eastAsia="Avenir Next"/>
                 <w:i/>
                 <w:color w:val="1A1A1A"/>
-                <w:sz w:val="20"/>
+                <w:sz w:val="22"/>
                 <w:szCs w:val="20"/>
               </w:rPr>
               <w:t xml:space="preserve">y</w:t>
@@ -987,7 +991,7 @@
               <w:rPr>
                 <w:rFonts w:ascii="Avenir Next" w:hAnsi="Avenir Next" w:cs="Avenir Next" w:eastAsia="Avenir Next"/>
                 <w:color w:val="1A1A1A"/>
-                <w:sz w:val="20"/>
+                <w:sz w:val="22"/>
                 <w:szCs w:val="20"/>
               </w:rPr>
               <w:t xml:space="preserve"> = 0</w:t>
@@ -1037,18 +1041,18 @@
                 <w:rFonts w:ascii="Avenir Next" w:hAnsi="Avenir Next" w:cs="Avenir Next" w:eastAsia="Avenir Next"/>
                 <w:b/>
                 <w:color w:val="003A70"/>
+                <w:sz w:val="22"/>
+                <w:szCs w:val="20"/>
+              </w:rPr>
+              <w:t xml:space="preserve">c.</w:t>
+            </w:r>
+            <w:r>
+              <w:rPr>
+                <w:rFonts w:ascii="Avenir Next" w:hAnsi="Avenir Next" w:cs="Avenir Next" w:eastAsia="Avenir Next"/>
+                <w:color w:val="1A1A1A"/>
                 <w:sz w:val="20"/>
                 <w:szCs w:val="20"/>
               </w:rPr>
-              <w:t xml:space="preserve">c.</w:t>
-            </w:r>
-            <w:r>
-              <w:rPr>
-                <w:rFonts w:ascii="Avenir Next" w:hAnsi="Avenir Next" w:cs="Avenir Next" w:eastAsia="Avenir Next"/>
-                <w:color w:val="1A1A1A"/>
-                <w:sz w:val="20"/>
-                <w:szCs w:val="20"/>
-              </w:rPr>
               <w:tab/>
             </w:r>
             <w:r>
@@ -1056,7 +1060,7 @@
                 <w:rFonts w:ascii="Avenir Next" w:hAnsi="Avenir Next" w:cs="Avenir Next" w:eastAsia="Avenir Next"/>
                 <w:i/>
                 <w:color w:val="1A1A1A"/>
-                <w:sz w:val="20"/>
+                <w:sz w:val="22"/>
                 <w:szCs w:val="20"/>
               </w:rPr>
               <w:t xml:space="preserve">x</w:t>
@@ -1065,7 +1069,7 @@
               <w:rPr>
                 <w:rFonts w:ascii="Avenir Next" w:hAnsi="Avenir Next" w:cs="Avenir Next" w:eastAsia="Avenir Next"/>
                 <w:color w:val="1A1A1A"/>
-                <w:sz w:val="20"/>
+                <w:sz w:val="22"/>
                 <w:szCs w:val="20"/>
               </w:rPr>
               <w:t xml:space="preserve"> = 6, </w:t>
@@ -1075,7 +1079,7 @@
                 <w:rFonts w:ascii="Avenir Next" w:hAnsi="Avenir Next" w:cs="Avenir Next" w:eastAsia="Avenir Next"/>
                 <w:i/>
                 <w:color w:val="1A1A1A"/>
-                <w:sz w:val="20"/>
+                <w:sz w:val="22"/>
                 <w:szCs w:val="20"/>
               </w:rPr>
               <w:t xml:space="preserve">y</w:t>
@@ -1084,7 +1088,7 @@
               <w:rPr>
                 <w:rFonts w:ascii="Avenir Next" w:hAnsi="Avenir Next" w:cs="Avenir Next" w:eastAsia="Avenir Next"/>
                 <w:color w:val="1A1A1A"/>
-                <w:sz w:val="20"/>
+                <w:sz w:val="22"/>
                 <w:szCs w:val="20"/>
               </w:rPr>
               <w:t xml:space="preserve"> = 30</w:t>
@@ -1128,18 +1132,18 @@
                 <w:rFonts w:ascii="Avenir Next" w:hAnsi="Avenir Next" w:cs="Avenir Next" w:eastAsia="Avenir Next"/>
                 <w:b/>
                 <w:color w:val="003A70"/>
+                <w:sz w:val="22"/>
+                <w:szCs w:val="20"/>
+              </w:rPr>
+              <w:t xml:space="preserve">d.</w:t>
+            </w:r>
+            <w:r>
+              <w:rPr>
+                <w:rFonts w:ascii="Avenir Next" w:hAnsi="Avenir Next" w:cs="Avenir Next" w:eastAsia="Avenir Next"/>
+                <w:color w:val="1A1A1A"/>
                 <w:sz w:val="20"/>
                 <w:szCs w:val="20"/>
               </w:rPr>
-              <w:t xml:space="preserve">d.</w:t>
-            </w:r>
-            <w:r>
-              <w:rPr>
-                <w:rFonts w:ascii="Avenir Next" w:hAnsi="Avenir Next" w:cs="Avenir Next" w:eastAsia="Avenir Next"/>
-                <w:color w:val="1A1A1A"/>
-                <w:sz w:val="20"/>
-                <w:szCs w:val="20"/>
-              </w:rPr>
               <w:tab/>
             </w:r>
             <w:r>
@@ -1147,7 +1151,7 @@
                 <w:rFonts w:ascii="Avenir Next" w:hAnsi="Avenir Next" w:cs="Avenir Next" w:eastAsia="Avenir Next"/>
                 <w:i/>
                 <w:color w:val="1A1A1A"/>
-                <w:sz w:val="20"/>
+                <w:sz w:val="22"/>
                 <w:szCs w:val="20"/>
               </w:rPr>
               <w:t xml:space="preserve">x</w:t>
@@ -1156,7 +1160,7 @@
               <w:rPr>
                 <w:rFonts w:ascii="Avenir Next" w:hAnsi="Avenir Next" w:cs="Avenir Next" w:eastAsia="Avenir Next"/>
                 <w:color w:val="1A1A1A"/>
-                <w:sz w:val="20"/>
+                <w:sz w:val="22"/>
                 <w:szCs w:val="20"/>
               </w:rPr>
               <w:t xml:space="preserve"> = 9, </w:t>
@@ -1166,7 +1170,7 @@
                 <w:rFonts w:ascii="Avenir Next" w:hAnsi="Avenir Next" w:cs="Avenir Next" w:eastAsia="Avenir Next"/>
                 <w:i/>
                 <w:color w:val="1A1A1A"/>
-                <w:sz w:val="20"/>
+                <w:sz w:val="22"/>
                 <w:szCs w:val="20"/>
               </w:rPr>
               <w:t xml:space="preserve">y</w:t>
@@ -1175,7 +1179,7 @@
               <w:rPr>
                 <w:rFonts w:ascii="Avenir Next" w:hAnsi="Avenir Next" w:cs="Avenir Next" w:eastAsia="Avenir Next"/>
                 <w:color w:val="1A1A1A"/>
-                <w:sz w:val="20"/>
+                <w:sz w:val="22"/>
                 <w:szCs w:val="20"/>
               </w:rPr>
               <w:t xml:space="preserve"> = 2</w:t>
@@ -1261,18 +1265,18 @@
                 <w:rFonts w:ascii="Avenir Next" w:hAnsi="Avenir Next" w:cs="Avenir Next" w:eastAsia="Avenir Next"/>
                 <w:b/>
                 <w:color w:val="1A1A1A"/>
+                <w:sz w:val="22"/>
+                <w:szCs w:val="20"/>
+              </w:rPr>
+              <w:t xml:space="preserve">2.</w:t>
+            </w:r>
+            <w:r>
+              <w:rPr>
+                <w:rFonts w:ascii="Avenir Next" w:hAnsi="Avenir Next" w:cs="Avenir Next" w:eastAsia="Avenir Next"/>
+                <w:color w:val="1A1A1A"/>
                 <w:sz w:val="20"/>
                 <w:szCs w:val="20"/>
               </w:rPr>
-              <w:t xml:space="preserve">2.</w:t>
-            </w:r>
-            <w:r>
-              <w:rPr>
-                <w:rFonts w:ascii="Avenir Next" w:hAnsi="Avenir Next" w:cs="Avenir Next" w:eastAsia="Avenir Next"/>
-                <w:color w:val="1A1A1A"/>
-                <w:sz w:val="20"/>
-                <w:szCs w:val="20"/>
-              </w:rPr>
               <w:tab/>
             </w:r>
             <w:r>
@@ -1280,7 +1284,7 @@
                 <w:rFonts w:ascii="Avenir Next" w:hAnsi="Avenir Next" w:cs="Avenir Next" w:eastAsia="Avenir Next"/>
                 <w:b/>
                 <w:color w:val="1A1A1A"/>
-                <w:sz w:val="20"/>
+                <w:sz w:val="22"/>
                 <w:szCs w:val="20"/>
               </w:rPr>
               <w:t xml:space="preserve">Smoothies.  </w:t>
@@ -1289,7 +1293,7 @@
               <w:rPr>
                 <w:rFonts w:ascii="Avenir Next" w:hAnsi="Avenir Next" w:cs="Avenir Next" w:eastAsia="Avenir Next"/>
                 <w:color w:val="1A1A1A"/>
-                <w:sz w:val="20"/>
+                <w:sz w:val="22"/>
                 <w:szCs w:val="20"/>
               </w:rPr>
               <w:t xml:space="preserve">Smoothies cost $4 each. Complete the table. Then plot the points on the grid and connect them.</w:t>
@@ -1345,7 +1349,7 @@
                       <w:rFonts w:ascii="Avenir Next" w:hAnsi="Avenir Next" w:cs="Avenir Next" w:eastAsia="Avenir Next"/>
                       <w:b/>
                       <w:color w:val="1A1A1A"/>
-                      <w:sz w:val="19"/>
+                      <w:sz w:val="22"/>
                       <w:szCs w:val="19"/>
                     </w:rPr>
                     <w:t xml:space="preserve">Smoothies (</w:t>
@@ -1356,7 +1360,7 @@
                       <w:b/>
                       <w:i/>
                       <w:color w:val="1A1A1A"/>
-                      <w:sz w:val="19"/>
+                      <w:sz w:val="22"/>
                       <w:szCs w:val="19"/>
                     </w:rPr>
                     <w:t xml:space="preserve">x</w:t>
@@ -1366,7 +1370,7 @@
                       <w:rFonts w:ascii="Avenir Next" w:hAnsi="Avenir Next" w:cs="Avenir Next" w:eastAsia="Avenir Next"/>
                       <w:b/>
                       <w:color w:val="1A1A1A"/>
-                      <w:sz w:val="19"/>
+                      <w:sz w:val="22"/>
                       <w:szCs w:val="19"/>
                     </w:rPr>
                     <w:t xml:space="preserve">)</w:t>
@@ -1387,7 +1391,7 @@
                     <w:rPr>
                       <w:rFonts w:ascii="Avenir Next" w:hAnsi="Avenir Next" w:cs="Avenir Next" w:eastAsia="Avenir Next"/>
                       <w:color w:val="1A1A1A"/>
-                      <w:sz w:val="19"/>
+                      <w:sz w:val="22"/>
                       <w:szCs w:val="19"/>
                     </w:rPr>
                     <w:t xml:space="preserve">1</w:t>
@@ -1408,7 +1412,7 @@
                     <w:rPr>
                       <w:rFonts w:ascii="Avenir Next" w:hAnsi="Avenir Next" w:cs="Avenir Next" w:eastAsia="Avenir Next"/>
                       <w:color w:val="1A1A1A"/>
-                      <w:sz w:val="19"/>
+                      <w:sz w:val="22"/>
                       <w:szCs w:val="19"/>
                     </w:rPr>
                     <w:t xml:space="preserve">2</w:t>
@@ -1429,7 +1433,7 @@
                     <w:rPr>
                       <w:rFonts w:ascii="Avenir Next" w:hAnsi="Avenir Next" w:cs="Avenir Next" w:eastAsia="Avenir Next"/>
                       <w:color w:val="1A1A1A"/>
-                      <w:sz w:val="19"/>
+                      <w:sz w:val="22"/>
                       <w:szCs w:val="19"/>
                     </w:rPr>
                     <w:t xml:space="preserve">3</w:t>
@@ -1450,7 +1454,7 @@
                     <w:rPr>
                       <w:rFonts w:ascii="Avenir Next" w:hAnsi="Avenir Next" w:cs="Avenir Next" w:eastAsia="Avenir Next"/>
                       <w:color w:val="1A1A1A"/>
-                      <w:sz w:val="19"/>
+                      <w:sz w:val="22"/>
                       <w:szCs w:val="19"/>
                     </w:rPr>
                     <w:t xml:space="preserve">5</w:t>
@@ -1479,7 +1483,7 @@
                       <w:rFonts w:ascii="Avenir Next" w:hAnsi="Avenir Next" w:cs="Avenir Next" w:eastAsia="Avenir Next"/>
                       <w:b/>
                       <w:color w:val="1A1A1A"/>
-                      <w:sz w:val="19"/>
+                      <w:sz w:val="22"/>
                       <w:szCs w:val="19"/>
                     </w:rPr>
                     <w:t xml:space="preserve">Cost in $ (</w:t>
@@ -1490,7 +1494,7 @@
                       <w:b/>
                       <w:i/>
                       <w:color w:val="1A1A1A"/>
-                      <w:sz w:val="19"/>
+                      <w:sz w:val="22"/>
                       <w:szCs w:val="19"/>
                     </w:rPr>
                     <w:t xml:space="preserve">y</w:t>
@@ -1500,7 +1504,7 @@
                       <w:rFonts w:ascii="Avenir Next" w:hAnsi="Avenir Next" w:cs="Avenir Next" w:eastAsia="Avenir Next"/>
                       <w:b/>
                       <w:color w:val="1A1A1A"/>
-                      <w:sz w:val="19"/>
+                      <w:sz w:val="22"/>
                       <w:szCs w:val="19"/>
                     </w:rPr>
                     <w:t xml:space="preserve">)</w:t>
@@ -1576,7 +1580,7 @@
               <w:drawing>
                 <wp:inline distT="0" distB="0" distL="0" distR="0">
                   <wp:extent cx="1463040" cy="1446508"/>
-                  <wp:docPr id="1" name="Figure 1"/>
+                  <wp:docPr id="1" name="Figure 1" descr="Coordinate grid. Horizontal axis Smoothies: 0 to 6, ticks every 1. Vertical axis Cost ($): 0 to 24, ticks every 4. Blank grid for the student to plot."/>
                   <a:graphic xmlns:a="http://schemas.openxmlformats.org/drawingml/2006/main">
                     <a:graphicData uri="http://schemas.openxmlformats.org/drawingml/2006/picture">
                       <pic:pic xmlns:pic="http://schemas.openxmlformats.org/drawingml/2006/picture">
@@ -1667,18 +1671,18 @@
                 <w:rFonts w:ascii="Avenir Next" w:hAnsi="Avenir Next" w:cs="Avenir Next" w:eastAsia="Avenir Next"/>
                 <w:b/>
                 <w:color w:val="1A1A1A"/>
+                <w:sz w:val="22"/>
+                <w:szCs w:val="20"/>
+              </w:rPr>
+              <w:t xml:space="preserve">3.</w:t>
+            </w:r>
+            <w:r>
+              <w:rPr>
+                <w:rFonts w:ascii="Avenir Next" w:hAnsi="Avenir Next" w:cs="Avenir Next" w:eastAsia="Avenir Next"/>
+                <w:color w:val="1A1A1A"/>
                 <w:sz w:val="20"/>
                 <w:szCs w:val="20"/>
               </w:rPr>
-              <w:t xml:space="preserve">3.</w:t>
-            </w:r>
-            <w:r>
-              <w:rPr>
-                <w:rFonts w:ascii="Avenir Next" w:hAnsi="Avenir Next" w:cs="Avenir Next" w:eastAsia="Avenir Next"/>
-                <w:color w:val="1A1A1A"/>
-                <w:sz w:val="20"/>
-                <w:szCs w:val="20"/>
-              </w:rPr>
               <w:tab/>
             </w:r>
             <w:r>
@@ -1686,7 +1690,7 @@
                 <w:rFonts w:ascii="Avenir Next" w:hAnsi="Avenir Next" w:cs="Avenir Next" w:eastAsia="Avenir Next"/>
                 <w:b/>
                 <w:color w:val="1A1A1A"/>
-                <w:sz w:val="20"/>
+                <w:sz w:val="22"/>
                 <w:szCs w:val="20"/>
               </w:rPr>
               <w:t xml:space="preserve">Hiking.  </w:t>
@@ -1695,7 +1699,7 @@
               <w:rPr>
                 <w:rFonts w:ascii="Avenir Next" w:hAnsi="Avenir Next" w:cs="Avenir Next" w:eastAsia="Avenir Next"/>
                 <w:color w:val="1A1A1A"/>
-                <w:sz w:val="20"/>
+                <w:sz w:val="22"/>
                 <w:szCs w:val="20"/>
               </w:rPr>
               <w:t xml:space="preserve">The graph shows how far Kofi hikes.</w:t>
@@ -1715,25 +1719,25 @@
                 <w:rFonts w:ascii="Avenir Next" w:hAnsi="Avenir Next" w:cs="Avenir Next" w:eastAsia="Avenir Next"/>
                 <w:b/>
                 <w:color w:val="003A70"/>
+                <w:sz w:val="22"/>
+                <w:szCs w:val="20"/>
+              </w:rPr>
+              <w:t xml:space="preserve">a.</w:t>
+            </w:r>
+            <w:r>
+              <w:rPr>
+                <w:rFonts w:ascii="Avenir Next" w:hAnsi="Avenir Next" w:cs="Avenir Next" w:eastAsia="Avenir Next"/>
+                <w:color w:val="1A1A1A"/>
                 <w:sz w:val="20"/>
                 <w:szCs w:val="20"/>
               </w:rPr>
-              <w:t xml:space="preserve">a.</w:t>
-            </w:r>
-            <w:r>
-              <w:rPr>
-                <w:rFonts w:ascii="Avenir Next" w:hAnsi="Avenir Next" w:cs="Avenir Next" w:eastAsia="Avenir Next"/>
-                <w:color w:val="1A1A1A"/>
-                <w:sz w:val="20"/>
-                <w:szCs w:val="20"/>
-              </w:rPr>
               <w:tab/>
             </w:r>
             <w:r>
               <w:rPr>
                 <w:rFonts w:ascii="Avenir Next" w:hAnsi="Avenir Next" w:cs="Avenir Next" w:eastAsia="Avenir Next"/>
                 <w:color w:val="1A1A1A"/>
-                <w:sz w:val="20"/>
+                <w:sz w:val="22"/>
                 <w:szCs w:val="20"/>
               </w:rPr>
               <w:t xml:space="preserve">Write the ordered pair for 5 hours.</w:t>
@@ -1772,25 +1776,25 @@
                 <w:rFonts w:ascii="Avenir Next" w:hAnsi="Avenir Next" w:cs="Avenir Next" w:eastAsia="Avenir Next"/>
                 <w:b/>
                 <w:color w:val="003A70"/>
+                <w:sz w:val="22"/>
+                <w:szCs w:val="20"/>
+              </w:rPr>
+              <w:t xml:space="preserve">b.</w:t>
+            </w:r>
+            <w:r>
+              <w:rPr>
+                <w:rFonts w:ascii="Avenir Next" w:hAnsi="Avenir Next" w:cs="Avenir Next" w:eastAsia="Avenir Next"/>
+                <w:color w:val="1A1A1A"/>
                 <w:sz w:val="20"/>
                 <w:szCs w:val="20"/>
               </w:rPr>
-              <w:t xml:space="preserve">b.</w:t>
-            </w:r>
-            <w:r>
-              <w:rPr>
-                <w:rFonts w:ascii="Avenir Next" w:hAnsi="Avenir Next" w:cs="Avenir Next" w:eastAsia="Avenir Next"/>
-                <w:color w:val="1A1A1A"/>
-                <w:sz w:val="20"/>
-                <w:szCs w:val="20"/>
-              </w:rPr>
               <w:tab/>
             </w:r>
             <w:r>
               <w:rPr>
                 <w:rFonts w:ascii="Avenir Next" w:hAnsi="Avenir Next" w:cs="Avenir Next" w:eastAsia="Avenir Next"/>
                 <w:color w:val="1A1A1A"/>
-                <w:sz w:val="20"/>
+                <w:sz w:val="22"/>
                 <w:szCs w:val="20"/>
               </w:rPr>
               <w:t xml:space="preserve">What does (3, 6) mean?</w:t>
@@ -1829,25 +1833,25 @@
                 <w:rFonts w:ascii="Avenir Next" w:hAnsi="Avenir Next" w:cs="Avenir Next" w:eastAsia="Avenir Next"/>
                 <w:b/>
                 <w:color w:val="003A70"/>
+                <w:sz w:val="22"/>
+                <w:szCs w:val="20"/>
+              </w:rPr>
+              <w:t xml:space="preserve">c.</w:t>
+            </w:r>
+            <w:r>
+              <w:rPr>
+                <w:rFonts w:ascii="Avenir Next" w:hAnsi="Avenir Next" w:cs="Avenir Next" w:eastAsia="Avenir Next"/>
+                <w:color w:val="1A1A1A"/>
                 <w:sz w:val="20"/>
                 <w:szCs w:val="20"/>
               </w:rPr>
-              <w:t xml:space="preserve">c.</w:t>
-            </w:r>
-            <w:r>
-              <w:rPr>
-                <w:rFonts w:ascii="Avenir Next" w:hAnsi="Avenir Next" w:cs="Avenir Next" w:eastAsia="Avenir Next"/>
-                <w:color w:val="1A1A1A"/>
-                <w:sz w:val="20"/>
-                <w:szCs w:val="20"/>
-              </w:rPr>
               <w:tab/>
             </w:r>
             <w:r>
               <w:rPr>
                 <w:rFonts w:ascii="Avenir Next" w:hAnsi="Avenir Next" w:cs="Avenir Next" w:eastAsia="Avenir Next"/>
                 <w:color w:val="1A1A1A"/>
-                <w:sz w:val="20"/>
+                <w:sz w:val="22"/>
                 <w:szCs w:val="20"/>
               </w:rPr>
               <w:t xml:space="preserve">Miles per hour:</w:t>
@@ -1890,7 +1894,7 @@
               <w:drawing>
                 <wp:inline distT="0" distB="0" distL="0" distR="0">
                   <wp:extent cx="1463040" cy="1446508"/>
-                  <wp:docPr id="2" name="Figure 2"/>
+                  <wp:docPr id="2" name="Figure 2" descr="Coordinate grid. Horizontal axis Hours: 0 to 6, ticks every 1. Vertical axis Miles: 0 to 12, ticks every 2. Points: x: 1; y: 2, x: 2; y: 4, x: 3; y: 6, x: 5; y: 10. Line: True."/>
                   <a:graphic xmlns:a="http://schemas.openxmlformats.org/drawingml/2006/main">
                     <a:graphicData uri="http://schemas.openxmlformats.org/drawingml/2006/picture">
                       <pic:pic xmlns:pic="http://schemas.openxmlformats.org/drawingml/2006/picture">
@@ -1942,35 +1946,35 @@
           <w:rFonts w:ascii="Avenir Next" w:hAnsi="Avenir Next" w:cs="Avenir Next" w:eastAsia="Avenir Next"/>
           <w:b/>
           <w:color w:val="1A1A1A"/>
+          <w:sz w:val="22"/>
+          <w:szCs w:val="20"/>
+        </w:rPr>
+        <w:t xml:space="preserve">4.</w:t>
+      </w:r>
+      <w:r>
+        <w:rPr>
+          <w:rFonts w:ascii="Avenir Next" w:hAnsi="Avenir Next" w:cs="Avenir Next" w:eastAsia="Avenir Next"/>
+          <w:color w:val="1A1A1A"/>
           <w:sz w:val="20"/>
           <w:szCs w:val="20"/>
         </w:rPr>
-        <w:t xml:space="preserve">4.</w:t>
-      </w:r>
-      <w:r>
-        <w:rPr>
-          <w:rFonts w:ascii="Avenir Next" w:hAnsi="Avenir Next" w:cs="Avenir Next" w:eastAsia="Avenir Next"/>
-          <w:color w:val="1A1A1A"/>
-          <w:sz w:val="20"/>
+        <w:tab/>
+      </w:r>
+      <w:r>
+        <w:rPr>
+          <w:rFonts w:ascii="Avenir Next" w:hAnsi="Avenir Next" w:cs="Avenir Next" w:eastAsia="Avenir Next"/>
+          <w:b/>
+          <w:color w:val="1A1A1A"/>
+          <w:sz w:val="22"/>
           <w:szCs w:val="20"/>
         </w:rPr>
-        <w:tab/>
-      </w:r>
-      <w:r>
-        <w:rPr>
-          <w:rFonts w:ascii="Avenir Next" w:hAnsi="Avenir Next" w:cs="Avenir Next" w:eastAsia="Avenir Next"/>
-          <w:b/>
-          <w:color w:val="1A1A1A"/>
-          <w:sz w:val="20"/>
-          <w:szCs w:val="20"/>
-        </w:rPr>
         <w:t xml:space="preserve">Bike Rental.  </w:t>
       </w:r>
       <w:r>
         <w:rPr>
           <w:rFonts w:ascii="Avenir Next" w:hAnsi="Avenir Next" w:cs="Avenir Next" w:eastAsia="Avenir Next"/>
           <w:color w:val="1A1A1A"/>
-          <w:sz w:val="20"/>
+          <w:sz w:val="22"/>
           <w:szCs w:val="20"/>
         </w:rPr>
         <w:t xml:space="preserve">A bike rents for $6 per hour. Write the ordered pairs (hours, cost) for renting 1, 3, and 4 hours. Then tell what (0, 0) means.</w:t>
@@ -1989,7 +1993,7 @@
           <w:rFonts w:ascii="Avenir Next" w:hAnsi="Avenir Next" w:cs="Avenir Next" w:eastAsia="Avenir Next"/>
           <w:b/>
           <w:color w:val="1A1A1A"/>
-          <w:sz w:val="18"/>
+          <w:sz w:val="22"/>
           <w:szCs w:val="18"/>
         </w:rPr>
         <w:t xml:space="preserve">Ordered pairs</w:t>
@@ -2023,73 +2027,73 @@
           <w:rFonts w:ascii="Avenir Next" w:hAnsi="Avenir Next" w:cs="Avenir Next" w:eastAsia="Avenir Next"/>
           <w:b/>
           <w:color w:val="1A1A1A"/>
+          <w:sz w:val="22"/>
+          <w:szCs w:val="20"/>
+        </w:rPr>
+        <w:t xml:space="preserve">5.</w:t>
+      </w:r>
+      <w:r>
+        <w:rPr>
+          <w:rFonts w:ascii="Avenir Next" w:hAnsi="Avenir Next" w:cs="Avenir Next" w:eastAsia="Avenir Next"/>
+          <w:color w:val="1A1A1A"/>
           <w:sz w:val="20"/>
           <w:szCs w:val="20"/>
         </w:rPr>
-        <w:t xml:space="preserve">5.</w:t>
-      </w:r>
-      <w:r>
-        <w:rPr>
-          <w:rFonts w:ascii="Avenir Next" w:hAnsi="Avenir Next" w:cs="Avenir Next" w:eastAsia="Avenir Next"/>
-          <w:color w:val="1A1A1A"/>
-          <w:sz w:val="20"/>
+        <w:tab/>
+      </w:r>
+      <w:r>
+        <w:rPr>
+          <w:rFonts w:ascii="Avenir Next" w:hAnsi="Avenir Next" w:cs="Avenir Next" w:eastAsia="Avenir Next"/>
+          <w:b/>
+          <w:color w:val="1A1A1A"/>
+          <w:sz w:val="22"/>
           <w:szCs w:val="20"/>
         </w:rPr>
-        <w:tab/>
-      </w:r>
-      <w:r>
-        <w:rPr>
-          <w:rFonts w:ascii="Avenir Next" w:hAnsi="Avenir Next" w:cs="Avenir Next" w:eastAsia="Avenir Next"/>
-          <w:b/>
-          <w:color w:val="1A1A1A"/>
-          <w:sz w:val="20"/>
+        <w:t xml:space="preserve">Find the Error.  </w:t>
+      </w:r>
+      <w:r>
+        <w:rPr>
+          <w:rFonts w:ascii="Avenir Next" w:hAnsi="Avenir Next" w:cs="Avenir Next" w:eastAsia="Avenir Next"/>
+          <w:color w:val="1A1A1A"/>
+          <w:sz w:val="22"/>
           <w:szCs w:val="20"/>
         </w:rPr>
-        <w:t xml:space="preserve">Find the Error.  </w:t>
-      </w:r>
-      <w:r>
-        <w:rPr>
-          <w:rFonts w:ascii="Avenir Next" w:hAnsi="Avenir Next" w:cs="Avenir Next" w:eastAsia="Avenir Next"/>
-          <w:color w:val="1A1A1A"/>
-          <w:sz w:val="20"/>
+        <w:t xml:space="preserve">Teo’s table shows </w:t>
+      </w:r>
+      <w:r>
+        <w:rPr>
+          <w:rFonts w:ascii="Avenir Next" w:hAnsi="Avenir Next" w:cs="Avenir Next" w:eastAsia="Avenir Next"/>
+          <w:i/>
+          <w:color w:val="1A1A1A"/>
+          <w:sz w:val="22"/>
           <w:szCs w:val="20"/>
         </w:rPr>
-        <w:t xml:space="preserve">Teo’s table shows </w:t>
+        <w:t xml:space="preserve">x</w:t>
+      </w:r>
+      <w:r>
+        <w:rPr>
+          <w:rFonts w:ascii="Avenir Next" w:hAnsi="Avenir Next" w:cs="Avenir Next" w:eastAsia="Avenir Next"/>
+          <w:color w:val="1A1A1A"/>
+          <w:sz w:val="22"/>
+          <w:szCs w:val="20"/>
+        </w:rPr>
+        <w:t xml:space="preserve"> (hours): 2, 4 and </w:t>
       </w:r>
       <w:r>
         <w:rPr>
           <w:rFonts w:ascii="Avenir Next" w:hAnsi="Avenir Next" w:cs="Avenir Next" w:eastAsia="Avenir Next"/>
           <w:i/>
           <w:color w:val="1A1A1A"/>
-          <w:sz w:val="20"/>
+          <w:sz w:val="22"/>
           <w:szCs w:val="20"/>
         </w:rPr>
-        <w:t xml:space="preserve">x</w:t>
-      </w:r>
-      <w:r>
-        <w:rPr>
-          <w:rFonts w:ascii="Avenir Next" w:hAnsi="Avenir Next" w:cs="Avenir Next" w:eastAsia="Avenir Next"/>
-          <w:color w:val="1A1A1A"/>
-          <w:sz w:val="20"/>
-          <w:szCs w:val="20"/>
-        </w:rPr>
-        <w:t xml:space="preserve"> (hours): 2, 4 and </w:t>
-      </w:r>
-      <w:r>
-        <w:rPr>
-          <w:rFonts w:ascii="Avenir Next" w:hAnsi="Avenir Next" w:cs="Avenir Next" w:eastAsia="Avenir Next"/>
-          <w:i/>
-          <w:color w:val="1A1A1A"/>
-          <w:sz w:val="20"/>
-          <w:szCs w:val="20"/>
-        </w:rPr>
         <w:t xml:space="preserve">y</w:t>
       </w:r>
       <w:r>
         <w:rPr>
           <w:rFonts w:ascii="Avenir Next" w:hAnsi="Avenir Next" w:cs="Avenir Next" w:eastAsia="Avenir Next"/>
           <w:color w:val="1A1A1A"/>
-          <w:sz w:val="20"/>
+          <w:sz w:val="22"/>
           <w:szCs w:val="20"/>
         </w:rPr>
         <w:t xml:space="preserve"> (dollars): 10, 20. He plotted (10, 2) and (20, 4). Explain his mistake. Which points should he plot?</w:t>
@@ -2210,6 +2214,7 @@
           </w:tcPr>
           <w:p>
             <w:pPr>
+              <w:pStyle w:val="Heading2"/>
               <w:spacing w:before="0" w:after="0" w:line="240" w:lineRule="auto"/>
             </w:pPr>
             <w:r>
@@ -2247,7 +2252,7 @@
               <w:rPr>
                 <w:rFonts w:ascii="Avenir Next" w:hAnsi="Avenir Next" w:cs="Avenir Next" w:eastAsia="Avenir Next"/>
                 <w:color w:val="1A1A1A"/>
-                <w:sz w:val="17"/>
+                <w:sz w:val="22"/>
                 <w:szCs w:val="17"/>
               </w:rPr>
               <w:t xml:space="preserve">  I can do this on my own</w:t>
@@ -2276,7 +2281,7 @@
               <w:rPr>
                 <w:rFonts w:ascii="Avenir Next" w:hAnsi="Avenir Next" w:cs="Avenir Next" w:eastAsia="Avenir Next"/>
                 <w:color w:val="1A1A1A"/>
-                <w:sz w:val="17"/>
+                <w:sz w:val="22"/>
                 <w:szCs w:val="17"/>
               </w:rPr>
               <w:t xml:space="preserve">  I need a little help</w:t>
@@ -2305,7 +2310,7 @@
               <w:rPr>
                 <w:rFonts w:ascii="Avenir Next" w:hAnsi="Avenir Next" w:cs="Avenir Next" w:eastAsia="Avenir Next"/>
                 <w:color w:val="1A1A1A"/>
-                <w:sz w:val="17"/>
+                <w:sz w:val="22"/>
                 <w:szCs w:val="17"/>
               </w:rPr>
               <w:t xml:space="preserve">  I have a question about #</w:t>
@@ -2343,7 +2348,7 @@
         <w:rPr>
           <w:rFonts w:ascii="Avenir Next" w:hAnsi="Avenir Next" w:cs="Avenir Next" w:eastAsia="Avenir Next"/>
           <w:color w:val="5A5F66"/>
-          <w:sz w:val="17"/>
+          <w:sz w:val="22"/>
           <w:szCs w:val="17"/>
         </w:rPr>
         <w:t xml:space="preserve">Show someone at home how to plot (3, 5): right 3, then up 5.</w:t>
@@ -2363,10 +2368,28 @@
         <w:rPr>
           <w:rFonts w:ascii="Avenir Next" w:hAnsi="Avenir Next" w:cs="Avenir Next" w:eastAsia="Avenir Next"/>
           <w:color w:val="1A1A1A"/>
+          <w:sz w:val="22"/>
+          <w:szCs w:val="20"/>
+        </w:rPr>
+        <w:t xml:space="preserve">Name</w:t>
+      </w:r>
+      <w:r>
+        <w:rPr>
+          <w:rFonts w:ascii="Avenir Next" w:hAnsi="Avenir Next" w:cs="Avenir Next" w:eastAsia="Avenir Next"/>
+          <w:color w:val="1A1A1A"/>
           <w:sz w:val="20"/>
           <w:szCs w:val="20"/>
         </w:rPr>
-        <w:t xml:space="preserve">Name</w:t>
+        <w:tab/>
+      </w:r>
+      <w:r>
+        <w:rPr>
+          <w:rFonts w:ascii="Avenir Next" w:hAnsi="Avenir Next" w:cs="Avenir Next" w:eastAsia="Avenir Next"/>
+          <w:color w:val="1A1A1A"/>
+          <w:sz w:val="22"/>
+          <w:szCs w:val="20"/>
+        </w:rPr>
+        <w:t xml:space="preserve">   Date</w:t>
       </w:r>
       <w:r>
         <w:rPr>
@@ -2381,25 +2404,7 @@
         <w:rPr>
           <w:rFonts w:ascii="Avenir Next" w:hAnsi="Avenir Next" w:cs="Avenir Next" w:eastAsia="Avenir Next"/>
           <w:color w:val="1A1A1A"/>
-          <w:sz w:val="20"/>
-          <w:szCs w:val="20"/>
-        </w:rPr>
-        <w:t xml:space="preserve">   Date</w:t>
-      </w:r>
-      <w:r>
-        <w:rPr>
-          <w:rFonts w:ascii="Avenir Next" w:hAnsi="Avenir Next" w:cs="Avenir Next" w:eastAsia="Avenir Next"/>
-          <w:color w:val="1A1A1A"/>
-          <w:sz w:val="20"/>
-          <w:szCs w:val="20"/>
-        </w:rPr>
-        <w:tab/>
-      </w:r>
-      <w:r>
-        <w:rPr>
-          <w:rFonts w:ascii="Avenir Next" w:hAnsi="Avenir Next" w:cs="Avenir Next" w:eastAsia="Avenir Next"/>
-          <w:color w:val="1A1A1A"/>
-          <w:sz w:val="20"/>
+          <w:sz w:val="22"/>
           <w:szCs w:val="20"/>
         </w:rPr>
         <w:t xml:space="preserve">   Period</w:t>
@@ -2426,7 +2431,7 @@
           <w:caps/>
           <w:color w:val="003A70"/>
           <w:spacing w:val="12"/>
-          <w:sz w:val="19"/>
+          <w:sz w:val="22"/>
           <w:szCs w:val="19"/>
         </w:rPr>
         <w:t xml:space="preserve">Lesson 9-2  ·  Homework Packet  ·  Sheet 2 of 2</w:t>
@@ -2434,6 +2439,7 @@
     </w:p>
     <w:p>
       <w:pPr>
+        <w:pStyle w:val="Heading1"/>
         <w:keepNext/>
         <w:spacing w:before="0" w:after="0" w:line="240" w:lineRule="auto"/>
       </w:pPr>
@@ -2459,7 +2465,7 @@
         <w:rPr>
           <w:rFonts w:ascii="Avenir Next" w:hAnsi="Avenir Next" w:cs="Avenir Next" w:eastAsia="Avenir Next"/>
           <w:color w:val="5A5F66"/>
-          <w:sz w:val="17"/>
+          <w:sz w:val="22"/>
           <w:szCs w:val="17"/>
         </w:rPr>
         <w:t xml:space="preserve">Maryland Standard 6.EE.C.9   ·   Learning target — I can read a relationship off a graph and describe the rate it shows.</w:t>
@@ -2506,6 +2512,7 @@
           </w:tcPr>
           <w:p>
             <w:pPr>
+              <w:pStyle w:val="Heading2"/>
               <w:spacing w:before="0" w:after="0" w:line="240" w:lineRule="auto"/>
             </w:pPr>
             <w:r>
@@ -2533,120 +2540,120 @@
                 <w:rFonts w:ascii="Avenir Next" w:hAnsi="Avenir Next" w:cs="Avenir Next" w:eastAsia="Avenir Next"/>
                 <w:b/>
                 <w:color w:val="003A70"/>
+                <w:sz w:val="22"/>
+                <w:szCs w:val="18"/>
+              </w:rPr>
+              <w:t xml:space="preserve">•</w:t>
+            </w:r>
+            <w:r>
+              <w:rPr>
+                <w:rFonts w:ascii="Avenir Next" w:hAnsi="Avenir Next" w:cs="Avenir Next" w:eastAsia="Avenir Next"/>
+                <w:color w:val="1A1A1A"/>
                 <w:sz w:val="18"/>
                 <w:szCs w:val="18"/>
               </w:rPr>
-              <w:t xml:space="preserve">•</w:t>
-            </w:r>
-            <w:r>
-              <w:rPr>
-                <w:rFonts w:ascii="Avenir Next" w:hAnsi="Avenir Next" w:cs="Avenir Next" w:eastAsia="Avenir Next"/>
-                <w:color w:val="1A1A1A"/>
-                <w:sz w:val="18"/>
+              <w:tab/>
+            </w:r>
+            <w:r>
+              <w:rPr>
+                <w:rFonts w:ascii="Avenir Next" w:hAnsi="Avenir Next" w:cs="Avenir Next" w:eastAsia="Avenir Next"/>
+                <w:color w:val="1A1A1A"/>
+                <w:sz w:val="22"/>
                 <w:szCs w:val="18"/>
               </w:rPr>
-              <w:tab/>
-            </w:r>
-            <w:r>
-              <w:rPr>
-                <w:rFonts w:ascii="Avenir Next" w:hAnsi="Avenir Next" w:cs="Avenir Next" w:eastAsia="Avenir Next"/>
-                <w:color w:val="1A1A1A"/>
-                <w:sz w:val="18"/>
+              <w:t xml:space="preserve">For a line through (0, 0), the </w:t>
+            </w:r>
+            <w:r>
+              <w:rPr>
+                <w:rFonts w:ascii="Avenir Next" w:hAnsi="Avenir Next" w:cs="Avenir Next" w:eastAsia="Avenir Next"/>
+                <w:b/>
+                <w:color w:val="1A1A1A"/>
+                <w:sz w:val="22"/>
                 <w:szCs w:val="18"/>
               </w:rPr>
-              <w:t xml:space="preserve">For a line through (0, 0), the </w:t>
-            </w:r>
-            <w:r>
-              <w:rPr>
-                <w:rFonts w:ascii="Avenir Next" w:hAnsi="Avenir Next" w:cs="Avenir Next" w:eastAsia="Avenir Next"/>
-                <w:b/>
-                <w:color w:val="1A1A1A"/>
-                <w:sz w:val="18"/>
+              <w:t xml:space="preserve">unit rate</w:t>
+            </w:r>
+            <w:r>
+              <w:rPr>
+                <w:rFonts w:ascii="Avenir Next" w:hAnsi="Avenir Next" w:cs="Avenir Next" w:eastAsia="Avenir Next"/>
+                <w:color w:val="1A1A1A"/>
+                <w:sz w:val="22"/>
                 <w:szCs w:val="18"/>
               </w:rPr>
-              <w:t xml:space="preserve">unit rate</w:t>
-            </w:r>
-            <w:r>
-              <w:rPr>
-                <w:rFonts w:ascii="Avenir Next" w:hAnsi="Avenir Next" w:cs="Avenir Next" w:eastAsia="Avenir Next"/>
-                <w:color w:val="1A1A1A"/>
-                <w:sz w:val="18"/>
+              <w:t xml:space="preserve"> is </w:t>
+            </w:r>
+            <w:r>
+              <w:rPr>
+                <w:rFonts w:ascii="Avenir Next" w:hAnsi="Avenir Next" w:cs="Avenir Next" w:eastAsia="Avenir Next"/>
+                <w:i/>
+                <w:color w:val="1A1A1A"/>
+                <w:sz w:val="22"/>
                 <w:szCs w:val="18"/>
               </w:rPr>
-              <w:t xml:space="preserve"> is </w:t>
+              <w:t xml:space="preserve">y</w:t>
+            </w:r>
+            <w:r>
+              <w:rPr>
+                <w:rFonts w:ascii="Avenir Next" w:hAnsi="Avenir Next" w:cs="Avenir Next" w:eastAsia="Avenir Next"/>
+                <w:color w:val="1A1A1A"/>
+                <w:sz w:val="22"/>
+                <w:szCs w:val="18"/>
+              </w:rPr>
+              <w:t xml:space="preserve"> ÷ </w:t>
             </w:r>
             <w:r>
               <w:rPr>
                 <w:rFonts w:ascii="Avenir Next" w:hAnsi="Avenir Next" w:cs="Avenir Next" w:eastAsia="Avenir Next"/>
                 <w:i/>
                 <w:color w:val="1A1A1A"/>
-                <w:sz w:val="18"/>
+                <w:sz w:val="22"/>
                 <w:szCs w:val="18"/>
               </w:rPr>
+              <w:t xml:space="preserve">x</w:t>
+            </w:r>
+            <w:r>
+              <w:rPr>
+                <w:rFonts w:ascii="Avenir Next" w:hAnsi="Avenir Next" w:cs="Avenir Next" w:eastAsia="Avenir Next"/>
+                <w:color w:val="1A1A1A"/>
+                <w:sz w:val="22"/>
+                <w:szCs w:val="18"/>
+              </w:rPr>
+              <w:t xml:space="preserve">. The point (3, 12) means 3 of </w:t>
+            </w:r>
+            <w:r>
+              <w:rPr>
+                <w:rFonts w:ascii="Avenir Next" w:hAnsi="Avenir Next" w:cs="Avenir Next" w:eastAsia="Avenir Next"/>
+                <w:i/>
+                <w:color w:val="1A1A1A"/>
+                <w:sz w:val="22"/>
+                <w:szCs w:val="18"/>
+              </w:rPr>
+              <w:t xml:space="preserve">x</w:t>
+            </w:r>
+            <w:r>
+              <w:rPr>
+                <w:rFonts w:ascii="Avenir Next" w:hAnsi="Avenir Next" w:cs="Avenir Next" w:eastAsia="Avenir Next"/>
+                <w:color w:val="1A1A1A"/>
+                <w:sz w:val="22"/>
+                <w:szCs w:val="18"/>
+              </w:rPr>
+              <w:t xml:space="preserve"> go with 12 of </w:t>
+            </w:r>
+            <w:r>
+              <w:rPr>
+                <w:rFonts w:ascii="Avenir Next" w:hAnsi="Avenir Next" w:cs="Avenir Next" w:eastAsia="Avenir Next"/>
+                <w:i/>
+                <w:color w:val="1A1A1A"/>
+                <w:sz w:val="22"/>
+                <w:szCs w:val="18"/>
+              </w:rPr>
               <w:t xml:space="preserve">y</w:t>
             </w:r>
             <w:r>
               <w:rPr>
                 <w:rFonts w:ascii="Avenir Next" w:hAnsi="Avenir Next" w:cs="Avenir Next" w:eastAsia="Avenir Next"/>
                 <w:color w:val="1A1A1A"/>
-                <w:sz w:val="18"/>
-                <w:szCs w:val="18"/>
-              </w:rPr>
-              <w:t xml:space="preserve"> ÷ </w:t>
-            </w:r>
-            <w:r>
-              <w:rPr>
-                <w:rFonts w:ascii="Avenir Next" w:hAnsi="Avenir Next" w:cs="Avenir Next" w:eastAsia="Avenir Next"/>
-                <w:i/>
-                <w:color w:val="1A1A1A"/>
-                <w:sz w:val="18"/>
-                <w:szCs w:val="18"/>
-              </w:rPr>
-              <w:t xml:space="preserve">x</w:t>
-            </w:r>
-            <w:r>
-              <w:rPr>
-                <w:rFonts w:ascii="Avenir Next" w:hAnsi="Avenir Next" w:cs="Avenir Next" w:eastAsia="Avenir Next"/>
-                <w:color w:val="1A1A1A"/>
-                <w:sz w:val="18"/>
-                <w:szCs w:val="18"/>
-              </w:rPr>
-              <w:t xml:space="preserve">. The point (3, 12) means 3 of </w:t>
-            </w:r>
-            <w:r>
-              <w:rPr>
-                <w:rFonts w:ascii="Avenir Next" w:hAnsi="Avenir Next" w:cs="Avenir Next" w:eastAsia="Avenir Next"/>
-                <w:i/>
-                <w:color w:val="1A1A1A"/>
-                <w:sz w:val="18"/>
-                <w:szCs w:val="18"/>
-              </w:rPr>
-              <w:t xml:space="preserve">x</w:t>
-            </w:r>
-            <w:r>
-              <w:rPr>
-                <w:rFonts w:ascii="Avenir Next" w:hAnsi="Avenir Next" w:cs="Avenir Next" w:eastAsia="Avenir Next"/>
-                <w:color w:val="1A1A1A"/>
-                <w:sz w:val="18"/>
-                <w:szCs w:val="18"/>
-              </w:rPr>
-              <w:t xml:space="preserve"> go with 12 of </w:t>
-            </w:r>
-            <w:r>
-              <w:rPr>
-                <w:rFonts w:ascii="Avenir Next" w:hAnsi="Avenir Next" w:cs="Avenir Next" w:eastAsia="Avenir Next"/>
-                <w:i/>
-                <w:color w:val="1A1A1A"/>
-                <w:sz w:val="18"/>
-                <w:szCs w:val="18"/>
-              </w:rPr>
-              <w:t xml:space="preserve">y</w:t>
-            </w:r>
-            <w:r>
-              <w:rPr>
-                <w:rFonts w:ascii="Avenir Next" w:hAnsi="Avenir Next" w:cs="Avenir Next" w:eastAsia="Avenir Next"/>
-                <w:color w:val="1A1A1A"/>
-                <w:sz w:val="18"/>
+                <w:sz w:val="22"/>
                 <w:szCs w:val="18"/>
               </w:rPr>
               <w:t xml:space="preserve">.</w:t>
@@ -2665,44 +2672,44 @@
                 <w:rFonts w:ascii="Avenir Next" w:hAnsi="Avenir Next" w:cs="Avenir Next" w:eastAsia="Avenir Next"/>
                 <w:b/>
                 <w:color w:val="003A70"/>
+                <w:sz w:val="22"/>
+                <w:szCs w:val="18"/>
+              </w:rPr>
+              <w:t xml:space="preserve">•</w:t>
+            </w:r>
+            <w:r>
+              <w:rPr>
+                <w:rFonts w:ascii="Avenir Next" w:hAnsi="Avenir Next" w:cs="Avenir Next" w:eastAsia="Avenir Next"/>
+                <w:color w:val="1A1A1A"/>
                 <w:sz w:val="18"/>
                 <w:szCs w:val="18"/>
               </w:rPr>
-              <w:t xml:space="preserve">•</w:t>
-            </w:r>
-            <w:r>
-              <w:rPr>
-                <w:rFonts w:ascii="Avenir Next" w:hAnsi="Avenir Next" w:cs="Avenir Next" w:eastAsia="Avenir Next"/>
-                <w:color w:val="1A1A1A"/>
-                <w:sz w:val="18"/>
+              <w:tab/>
+            </w:r>
+            <w:r>
+              <w:rPr>
+                <w:rFonts w:ascii="Avenir Next" w:hAnsi="Avenir Next" w:cs="Avenir Next" w:eastAsia="Avenir Next"/>
+                <w:color w:val="1A1A1A"/>
+                <w:sz w:val="22"/>
                 <w:szCs w:val="18"/>
               </w:rPr>
-              <w:tab/>
-            </w:r>
-            <w:r>
-              <w:rPr>
-                <w:rFonts w:ascii="Avenir Next" w:hAnsi="Avenir Next" w:cs="Avenir Next" w:eastAsia="Avenir Next"/>
-                <w:color w:val="1A1A1A"/>
-                <w:sz w:val="18"/>
+              <w:t xml:space="preserve">With the same scales, a </w:t>
+            </w:r>
+            <w:r>
+              <w:rPr>
+                <w:rFonts w:ascii="Avenir Next" w:hAnsi="Avenir Next" w:cs="Avenir Next" w:eastAsia="Avenir Next"/>
+                <w:b/>
+                <w:color w:val="1A1A1A"/>
+                <w:sz w:val="22"/>
                 <w:szCs w:val="18"/>
               </w:rPr>
-              <w:t xml:space="preserve">With the same scales, a </w:t>
-            </w:r>
-            <w:r>
-              <w:rPr>
-                <w:rFonts w:ascii="Avenir Next" w:hAnsi="Avenir Next" w:cs="Avenir Next" w:eastAsia="Avenir Next"/>
-                <w:b/>
-                <w:color w:val="1A1A1A"/>
-                <w:sz w:val="18"/>
-                <w:szCs w:val="18"/>
-              </w:rPr>
               <w:t xml:space="preserve">steeper</w:t>
             </w:r>
             <w:r>
               <w:rPr>
                 <w:rFonts w:ascii="Avenir Next" w:hAnsi="Avenir Next" w:cs="Avenir Next" w:eastAsia="Avenir Next"/>
                 <w:color w:val="1A1A1A"/>
-                <w:sz w:val="18"/>
+                <w:sz w:val="22"/>
                 <w:szCs w:val="18"/>
               </w:rPr>
               <w:t xml:space="preserve"> line has a greater rate.</w:t>
@@ -2717,6 +2724,7 @@
           </w:tcPr>
           <w:p>
             <w:pPr>
+              <w:pStyle w:val="Heading2"/>
               <w:spacing w:before="0" w:after="0" w:line="240" w:lineRule="auto"/>
             </w:pPr>
             <w:r>
@@ -2739,7 +2747,7 @@
               <w:rPr>
                 <w:rFonts w:ascii="Avenir Next" w:hAnsi="Avenir Next" w:cs="Avenir Next" w:eastAsia="Avenir Next"/>
                 <w:color w:val="1A1A1A"/>
-                <w:sz w:val="17"/>
+                <w:sz w:val="22"/>
                 <w:szCs w:val="17"/>
               </w:rPr>
               <w:t xml:space="preserve">A line through (0, 0) passes through (2, 10). Find the unit rate and </w:t>
@@ -2749,7 +2757,7 @@
                 <w:rFonts w:ascii="Avenir Next" w:hAnsi="Avenir Next" w:cs="Avenir Next" w:eastAsia="Avenir Next"/>
                 <w:i/>
                 <w:color w:val="1A1A1A"/>
-                <w:sz w:val="17"/>
+                <w:sz w:val="22"/>
                 <w:szCs w:val="17"/>
               </w:rPr>
               <w:t xml:space="preserve">y</w:t>
@@ -2758,7 +2766,7 @@
               <w:rPr>
                 <w:rFonts w:ascii="Avenir Next" w:hAnsi="Avenir Next" w:cs="Avenir Next" w:eastAsia="Avenir Next"/>
                 <w:color w:val="1A1A1A"/>
-                <w:sz w:val="17"/>
+                <w:sz w:val="22"/>
                 <w:szCs w:val="17"/>
               </w:rPr>
               <w:t xml:space="preserve"> when </w:t>
@@ -2768,7 +2776,7 @@
                 <w:rFonts w:ascii="Avenir Next" w:hAnsi="Avenir Next" w:cs="Avenir Next" w:eastAsia="Avenir Next"/>
                 <w:i/>
                 <w:color w:val="1A1A1A"/>
-                <w:sz w:val="17"/>
+                <w:sz w:val="22"/>
                 <w:szCs w:val="17"/>
               </w:rPr>
               <w:t xml:space="preserve">x</w:t>
@@ -2777,7 +2785,7 @@
               <w:rPr>
                 <w:rFonts w:ascii="Avenir Next" w:hAnsi="Avenir Next" w:cs="Avenir Next" w:eastAsia="Avenir Next"/>
                 <w:color w:val="1A1A1A"/>
-                <w:sz w:val="17"/>
+                <w:sz w:val="22"/>
                 <w:szCs w:val="17"/>
               </w:rPr>
               <w:t xml:space="preserve"> = 7.</w:t>
@@ -2796,25 +2804,25 @@
                 <w:rFonts w:ascii="Avenir Next" w:hAnsi="Avenir Next" w:cs="Avenir Next" w:eastAsia="Avenir Next"/>
                 <w:b/>
                 <w:color w:val="003A70"/>
+                <w:sz w:val="22"/>
+                <w:szCs w:val="17"/>
+              </w:rPr>
+              <w:t xml:space="preserve">Step 1</w:t>
+            </w:r>
+            <w:r>
+              <w:rPr>
+                <w:rFonts w:ascii="Avenir Next" w:hAnsi="Avenir Next" w:cs="Avenir Next" w:eastAsia="Avenir Next"/>
+                <w:color w:val="1A1A1A"/>
                 <w:sz w:val="17"/>
                 <w:szCs w:val="17"/>
               </w:rPr>
-              <w:t xml:space="preserve">Step 1</w:t>
-            </w:r>
-            <w:r>
-              <w:rPr>
-                <w:rFonts w:ascii="Avenir Next" w:hAnsi="Avenir Next" w:cs="Avenir Next" w:eastAsia="Avenir Next"/>
-                <w:color w:val="1A1A1A"/>
-                <w:sz w:val="17"/>
-                <w:szCs w:val="17"/>
-              </w:rPr>
               <w:tab/>
             </w:r>
             <w:r>
               <w:rPr>
                 <w:rFonts w:ascii="Avenir Next" w:hAnsi="Avenir Next" w:cs="Avenir Next" w:eastAsia="Avenir Next"/>
                 <w:color w:val="1A1A1A"/>
-                <w:sz w:val="17"/>
+                <w:sz w:val="22"/>
                 <w:szCs w:val="17"/>
               </w:rPr>
               <w:t xml:space="preserve">Unit rate: 10 ÷ 2 = 5</w:t>
@@ -2833,35 +2841,35 @@
                 <w:rFonts w:ascii="Avenir Next" w:hAnsi="Avenir Next" w:cs="Avenir Next" w:eastAsia="Avenir Next"/>
                 <w:b/>
                 <w:color w:val="003A70"/>
+                <w:sz w:val="22"/>
+                <w:szCs w:val="17"/>
+              </w:rPr>
+              <w:t xml:space="preserve">Step 2</w:t>
+            </w:r>
+            <w:r>
+              <w:rPr>
+                <w:rFonts w:ascii="Avenir Next" w:hAnsi="Avenir Next" w:cs="Avenir Next" w:eastAsia="Avenir Next"/>
+                <w:color w:val="1A1A1A"/>
                 <w:sz w:val="17"/>
                 <w:szCs w:val="17"/>
               </w:rPr>
-              <w:t xml:space="preserve">Step 2</w:t>
-            </w:r>
-            <w:r>
-              <w:rPr>
-                <w:rFonts w:ascii="Avenir Next" w:hAnsi="Avenir Next" w:cs="Avenir Next" w:eastAsia="Avenir Next"/>
-                <w:color w:val="1A1A1A"/>
-                <w:sz w:val="17"/>
+              <w:tab/>
+            </w:r>
+            <w:r>
+              <w:rPr>
+                <w:rFonts w:ascii="Avenir Next" w:hAnsi="Avenir Next" w:cs="Avenir Next" w:eastAsia="Avenir Next"/>
+                <w:i/>
+                <w:color w:val="1A1A1A"/>
+                <w:sz w:val="22"/>
                 <w:szCs w:val="17"/>
               </w:rPr>
-              <w:tab/>
-            </w:r>
-            <w:r>
-              <w:rPr>
-                <w:rFonts w:ascii="Avenir Next" w:hAnsi="Avenir Next" w:cs="Avenir Next" w:eastAsia="Avenir Next"/>
-                <w:i/>
-                <w:color w:val="1A1A1A"/>
-                <w:sz w:val="17"/>
-                <w:szCs w:val="17"/>
-              </w:rPr>
               <w:t xml:space="preserve">y</w:t>
             </w:r>
             <w:r>
               <w:rPr>
                 <w:rFonts w:ascii="Avenir Next" w:hAnsi="Avenir Next" w:cs="Avenir Next" w:eastAsia="Avenir Next"/>
                 <w:color w:val="1A1A1A"/>
-                <w:sz w:val="17"/>
+                <w:sz w:val="22"/>
                 <w:szCs w:val="17"/>
               </w:rPr>
               <w:t xml:space="preserve"> = 5 × 7 = 35</w:t>
@@ -2880,39 +2888,39 @@
                 <w:rFonts w:ascii="Avenir Next" w:hAnsi="Avenir Next" w:cs="Avenir Next" w:eastAsia="Avenir Next"/>
                 <w:b/>
                 <w:color w:val="1A1A1A"/>
+                <w:sz w:val="22"/>
+                <w:szCs w:val="17"/>
+              </w:rPr>
+              <w:t xml:space="preserve">Answer</w:t>
+            </w:r>
+            <w:r>
+              <w:rPr>
+                <w:rFonts w:ascii="Avenir Next" w:hAnsi="Avenir Next" w:cs="Avenir Next" w:eastAsia="Avenir Next"/>
+                <w:color w:val="1A1A1A"/>
                 <w:sz w:val="17"/>
                 <w:szCs w:val="17"/>
               </w:rPr>
-              <w:t xml:space="preserve">Answer</w:t>
-            </w:r>
-            <w:r>
-              <w:rPr>
-                <w:rFonts w:ascii="Avenir Next" w:hAnsi="Avenir Next" w:cs="Avenir Next" w:eastAsia="Avenir Next"/>
-                <w:color w:val="1A1A1A"/>
-                <w:sz w:val="17"/>
+              <w:tab/>
+            </w:r>
+            <w:r>
+              <w:rPr>
+                <w:rFonts w:ascii="Avenir Next" w:hAnsi="Avenir Next" w:cs="Avenir Next" w:eastAsia="Avenir Next"/>
+                <w:b/>
+                <w:color w:val="1A1A1A"/>
+                <w:sz w:val="22"/>
                 <w:szCs w:val="17"/>
               </w:rPr>
-              <w:tab/>
-            </w:r>
-            <w:r>
-              <w:rPr>
-                <w:rFonts w:ascii="Avenir Next" w:hAnsi="Avenir Next" w:cs="Avenir Next" w:eastAsia="Avenir Next"/>
-                <w:b/>
-                <w:color w:val="1A1A1A"/>
-                <w:sz w:val="17"/>
+              <w:t xml:space="preserve">5 per unit; </w:t>
+            </w:r>
+            <w:r>
+              <w:rPr>
+                <w:rFonts w:ascii="Avenir Next" w:hAnsi="Avenir Next" w:cs="Avenir Next" w:eastAsia="Avenir Next"/>
+                <w:b/>
+                <w:i/>
+                <w:color w:val="1A1A1A"/>
+                <w:sz w:val="22"/>
                 <w:szCs w:val="17"/>
               </w:rPr>
-              <w:t xml:space="preserve">5 per unit; </w:t>
-            </w:r>
-            <w:r>
-              <w:rPr>
-                <w:rFonts w:ascii="Avenir Next" w:hAnsi="Avenir Next" w:cs="Avenir Next" w:eastAsia="Avenir Next"/>
-                <w:b/>
-                <w:i/>
-                <w:color w:val="1A1A1A"/>
-                <w:sz w:val="17"/>
-                <w:szCs w:val="17"/>
-              </w:rPr>
               <w:t xml:space="preserve">y</w:t>
             </w:r>
             <w:r>
@@ -2920,7 +2928,7 @@
                 <w:rFonts w:ascii="Avenir Next" w:hAnsi="Avenir Next" w:cs="Avenir Next" w:eastAsia="Avenir Next"/>
                 <w:b/>
                 <w:color w:val="1A1A1A"/>
-                <w:sz w:val="17"/>
+                <w:sz w:val="22"/>
                 <w:szCs w:val="17"/>
               </w:rPr>
               <w:t xml:space="preserve"> = 35</w:t>
@@ -2931,6 +2939,7 @@
     </w:tbl>
     <w:p>
       <w:pPr>
+        <w:pStyle w:val="Heading2"/>
         <w:keepNext/>
         <w:pBdr>
           <w:bottom w:val="single" w:sz="8" w:space="3" w:color="003A70"/>
@@ -2946,7 +2955,7 @@
           <w:b/>
           <w:color w:val="003A70"/>
           <w:spacing w:val="14"/>
-          <w:sz w:val="19"/>
+          <w:sz w:val="22"/>
           <w:szCs w:val="19"/>
         </w:rPr>
         <w:t xml:space="preserve">PRACTICE</w:t>
@@ -2965,7 +2974,7 @@
           <w:rFonts w:ascii="Avenir Next" w:hAnsi="Avenir Next" w:cs="Avenir Next" w:eastAsia="Avenir Next"/>
           <w:i/>
           <w:color w:val="5A5F66"/>
-          <w:sz w:val="17"/>
+          <w:sz w:val="22"/>
           <w:szCs w:val="17"/>
         </w:rPr>
         <w:t xml:space="preserve">show your work · label units</w:t>
@@ -3024,18 +3033,18 @@
                 <w:rFonts w:ascii="Avenir Next" w:hAnsi="Avenir Next" w:cs="Avenir Next" w:eastAsia="Avenir Next"/>
                 <w:b/>
                 <w:color w:val="1A1A1A"/>
+                <w:sz w:val="22"/>
+                <w:szCs w:val="20"/>
+              </w:rPr>
+              <w:t xml:space="preserve">1.</w:t>
+            </w:r>
+            <w:r>
+              <w:rPr>
+                <w:rFonts w:ascii="Avenir Next" w:hAnsi="Avenir Next" w:cs="Avenir Next" w:eastAsia="Avenir Next"/>
+                <w:color w:val="1A1A1A"/>
                 <w:sz w:val="20"/>
                 <w:szCs w:val="20"/>
               </w:rPr>
-              <w:t xml:space="preserve">1.</w:t>
-            </w:r>
-            <w:r>
-              <w:rPr>
-                <w:rFonts w:ascii="Avenir Next" w:hAnsi="Avenir Next" w:cs="Avenir Next" w:eastAsia="Avenir Next"/>
-                <w:color w:val="1A1A1A"/>
-                <w:sz w:val="20"/>
-                <w:szCs w:val="20"/>
-              </w:rPr>
               <w:tab/>
             </w:r>
             <w:r>
@@ -3043,7 +3052,7 @@
                 <w:rFonts w:ascii="Avenir Next" w:hAnsi="Avenir Next" w:cs="Avenir Next" w:eastAsia="Avenir Next"/>
                 <w:b/>
                 <w:color w:val="1A1A1A"/>
-                <w:sz w:val="20"/>
+                <w:sz w:val="22"/>
                 <w:szCs w:val="20"/>
               </w:rPr>
               <w:t xml:space="preserve">Filling a Pool.  </w:t>
@@ -3052,7 +3061,7 @@
               <w:rPr>
                 <w:rFonts w:ascii="Avenir Next" w:hAnsi="Avenir Next" w:cs="Avenir Next" w:eastAsia="Avenir Next"/>
                 <w:color w:val="1A1A1A"/>
-                <w:sz w:val="20"/>
+                <w:sz w:val="22"/>
                 <w:szCs w:val="20"/>
               </w:rPr>
               <w:t xml:space="preserve">The graph shows the water in a pool.</w:t>
@@ -3072,25 +3081,25 @@
                 <w:rFonts w:ascii="Avenir Next" w:hAnsi="Avenir Next" w:cs="Avenir Next" w:eastAsia="Avenir Next"/>
                 <w:b/>
                 <w:color w:val="003A70"/>
+                <w:sz w:val="22"/>
+                <w:szCs w:val="20"/>
+              </w:rPr>
+              <w:t xml:space="preserve">a.</w:t>
+            </w:r>
+            <w:r>
+              <w:rPr>
+                <w:rFonts w:ascii="Avenir Next" w:hAnsi="Avenir Next" w:cs="Avenir Next" w:eastAsia="Avenir Next"/>
+                <w:color w:val="1A1A1A"/>
                 <w:sz w:val="20"/>
                 <w:szCs w:val="20"/>
               </w:rPr>
-              <w:t xml:space="preserve">a.</w:t>
-            </w:r>
-            <w:r>
-              <w:rPr>
-                <w:rFonts w:ascii="Avenir Next" w:hAnsi="Avenir Next" w:cs="Avenir Next" w:eastAsia="Avenir Next"/>
-                <w:color w:val="1A1A1A"/>
-                <w:sz w:val="20"/>
-                <w:szCs w:val="20"/>
-              </w:rPr>
               <w:tab/>
             </w:r>
             <w:r>
               <w:rPr>
                 <w:rFonts w:ascii="Avenir Next" w:hAnsi="Avenir Next" w:cs="Avenir Next" w:eastAsia="Avenir Next"/>
                 <w:color w:val="1A1A1A"/>
-                <w:sz w:val="20"/>
+                <w:sz w:val="22"/>
                 <w:szCs w:val="20"/>
               </w:rPr>
               <w:t xml:space="preserve">What does (4, 60) mean?</w:t>
@@ -3129,25 +3138,25 @@
                 <w:rFonts w:ascii="Avenir Next" w:hAnsi="Avenir Next" w:cs="Avenir Next" w:eastAsia="Avenir Next"/>
                 <w:b/>
                 <w:color w:val="003A70"/>
+                <w:sz w:val="22"/>
+                <w:szCs w:val="20"/>
+              </w:rPr>
+              <w:t xml:space="preserve">b.</w:t>
+            </w:r>
+            <w:r>
+              <w:rPr>
+                <w:rFonts w:ascii="Avenir Next" w:hAnsi="Avenir Next" w:cs="Avenir Next" w:eastAsia="Avenir Next"/>
+                <w:color w:val="1A1A1A"/>
                 <w:sz w:val="20"/>
                 <w:szCs w:val="20"/>
               </w:rPr>
-              <w:t xml:space="preserve">b.</w:t>
-            </w:r>
-            <w:r>
-              <w:rPr>
-                <w:rFonts w:ascii="Avenir Next" w:hAnsi="Avenir Next" w:cs="Avenir Next" w:eastAsia="Avenir Next"/>
-                <w:color w:val="1A1A1A"/>
-                <w:sz w:val="20"/>
-                <w:szCs w:val="20"/>
-              </w:rPr>
               <w:tab/>
             </w:r>
             <w:r>
               <w:rPr>
                 <w:rFonts w:ascii="Avenir Next" w:hAnsi="Avenir Next" w:cs="Avenir Next" w:eastAsia="Avenir Next"/>
                 <w:color w:val="1A1A1A"/>
-                <w:sz w:val="20"/>
+                <w:sz w:val="22"/>
                 <w:szCs w:val="20"/>
               </w:rPr>
               <w:t xml:space="preserve">Gallons per minute:</w:t>
@@ -3186,25 +3195,25 @@
                 <w:rFonts w:ascii="Avenir Next" w:hAnsi="Avenir Next" w:cs="Avenir Next" w:eastAsia="Avenir Next"/>
                 <w:b/>
                 <w:color w:val="003A70"/>
+                <w:sz w:val="22"/>
+                <w:szCs w:val="20"/>
+              </w:rPr>
+              <w:t xml:space="preserve">c.</w:t>
+            </w:r>
+            <w:r>
+              <w:rPr>
+                <w:rFonts w:ascii="Avenir Next" w:hAnsi="Avenir Next" w:cs="Avenir Next" w:eastAsia="Avenir Next"/>
+                <w:color w:val="1A1A1A"/>
                 <w:sz w:val="20"/>
                 <w:szCs w:val="20"/>
               </w:rPr>
-              <w:t xml:space="preserve">c.</w:t>
-            </w:r>
-            <w:r>
-              <w:rPr>
-                <w:rFonts w:ascii="Avenir Next" w:hAnsi="Avenir Next" w:cs="Avenir Next" w:eastAsia="Avenir Next"/>
-                <w:color w:val="1A1A1A"/>
-                <w:sz w:val="20"/>
-                <w:szCs w:val="20"/>
-              </w:rPr>
               <w:tab/>
             </w:r>
             <w:r>
               <w:rPr>
                 <w:rFonts w:ascii="Avenir Next" w:hAnsi="Avenir Next" w:cs="Avenir Next" w:eastAsia="Avenir Next"/>
                 <w:color w:val="1A1A1A"/>
-                <w:sz w:val="20"/>
+                <w:sz w:val="22"/>
                 <w:szCs w:val="20"/>
               </w:rPr>
               <w:t xml:space="preserve">Gallons after 9 minutes:</w:t>
@@ -3247,7 +3256,7 @@
               <w:drawing>
                 <wp:inline distT="0" distB="0" distL="0" distR="0">
                   <wp:extent cx="1463040" cy="991891"/>
-                  <wp:docPr id="3" name="Figure 3"/>
+                  <wp:docPr id="3" name="Figure 3" descr="Coordinate grid. Horizontal axis Minutes: 0 to 6, ticks every 1. Vertical axis Gallons: 0 to 90, ticks every 15. Points: x: 0; y: 0, x: 2; y: 30, x: 4; y: 60, x: 6; y: 90. Line: True."/>
                   <a:graphic xmlns:a="http://schemas.openxmlformats.org/drawingml/2006/main">
                     <a:graphicData uri="http://schemas.openxmlformats.org/drawingml/2006/picture">
                       <pic:pic xmlns:pic="http://schemas.openxmlformats.org/drawingml/2006/picture">
@@ -3299,25 +3308,25 @@
           <w:rFonts w:ascii="Avenir Next" w:hAnsi="Avenir Next" w:cs="Avenir Next" w:eastAsia="Avenir Next"/>
           <w:b/>
           <w:color w:val="1A1A1A"/>
+          <w:sz w:val="22"/>
+          <w:szCs w:val="20"/>
+        </w:rPr>
+        <w:t xml:space="preserve">2.</w:t>
+      </w:r>
+      <w:r>
+        <w:rPr>
+          <w:rFonts w:ascii="Avenir Next" w:hAnsi="Avenir Next" w:cs="Avenir Next" w:eastAsia="Avenir Next"/>
+          <w:color w:val="1A1A1A"/>
           <w:sz w:val="20"/>
           <w:szCs w:val="20"/>
         </w:rPr>
-        <w:t xml:space="preserve">2.</w:t>
-      </w:r>
-      <w:r>
-        <w:rPr>
-          <w:rFonts w:ascii="Avenir Next" w:hAnsi="Avenir Next" w:cs="Avenir Next" w:eastAsia="Avenir Next"/>
-          <w:color w:val="1A1A1A"/>
-          <w:sz w:val="20"/>
-          <w:szCs w:val="20"/>
-        </w:rPr>
         <w:tab/>
       </w:r>
       <w:r>
         <w:rPr>
           <w:rFonts w:ascii="Avenir Next" w:hAnsi="Avenir Next" w:cs="Avenir Next" w:eastAsia="Avenir Next"/>
           <w:color w:val="1A1A1A"/>
-          <w:sz w:val="20"/>
+          <w:sz w:val="22"/>
           <w:szCs w:val="20"/>
         </w:rPr>
         <w:t xml:space="preserve">Each line passes through (0, 0) and the given point. Find the unit rate.</w:t>
@@ -3373,25 +3382,25 @@
                 <w:rFonts w:ascii="Avenir Next" w:hAnsi="Avenir Next" w:cs="Avenir Next" w:eastAsia="Avenir Next"/>
                 <w:b/>
                 <w:color w:val="003A70"/>
+                <w:sz w:val="22"/>
+                <w:szCs w:val="20"/>
+              </w:rPr>
+              <w:t xml:space="preserve">a.</w:t>
+            </w:r>
+            <w:r>
+              <w:rPr>
+                <w:rFonts w:ascii="Avenir Next" w:hAnsi="Avenir Next" w:cs="Avenir Next" w:eastAsia="Avenir Next"/>
+                <w:color w:val="1A1A1A"/>
                 <w:sz w:val="20"/>
                 <w:szCs w:val="20"/>
               </w:rPr>
-              <w:t xml:space="preserve">a.</w:t>
-            </w:r>
-            <w:r>
-              <w:rPr>
-                <w:rFonts w:ascii="Avenir Next" w:hAnsi="Avenir Next" w:cs="Avenir Next" w:eastAsia="Avenir Next"/>
-                <w:color w:val="1A1A1A"/>
-                <w:sz w:val="20"/>
-                <w:szCs w:val="20"/>
-              </w:rPr>
               <w:tab/>
             </w:r>
             <w:r>
               <w:rPr>
                 <w:rFonts w:ascii="Avenir Next" w:hAnsi="Avenir Next" w:cs="Avenir Next" w:eastAsia="Avenir Next"/>
                 <w:color w:val="1A1A1A"/>
-                <w:sz w:val="20"/>
+                <w:sz w:val="22"/>
                 <w:szCs w:val="20"/>
               </w:rPr>
               <w:t xml:space="preserve">(3, 21)</w:t>
@@ -3435,25 +3444,25 @@
                 <w:rFonts w:ascii="Avenir Next" w:hAnsi="Avenir Next" w:cs="Avenir Next" w:eastAsia="Avenir Next"/>
                 <w:b/>
                 <w:color w:val="003A70"/>
+                <w:sz w:val="22"/>
+                <w:szCs w:val="20"/>
+              </w:rPr>
+              <w:t xml:space="preserve">b.</w:t>
+            </w:r>
+            <w:r>
+              <w:rPr>
+                <w:rFonts w:ascii="Avenir Next" w:hAnsi="Avenir Next" w:cs="Avenir Next" w:eastAsia="Avenir Next"/>
+                <w:color w:val="1A1A1A"/>
                 <w:sz w:val="20"/>
                 <w:szCs w:val="20"/>
               </w:rPr>
-              <w:t xml:space="preserve">b.</w:t>
-            </w:r>
-            <w:r>
-              <w:rPr>
-                <w:rFonts w:ascii="Avenir Next" w:hAnsi="Avenir Next" w:cs="Avenir Next" w:eastAsia="Avenir Next"/>
-                <w:color w:val="1A1A1A"/>
-                <w:sz w:val="20"/>
-                <w:szCs w:val="20"/>
-              </w:rPr>
               <w:tab/>
             </w:r>
             <w:r>
               <w:rPr>
                 <w:rFonts w:ascii="Avenir Next" w:hAnsi="Avenir Next" w:cs="Avenir Next" w:eastAsia="Avenir Next"/>
                 <w:color w:val="1A1A1A"/>
-                <w:sz w:val="20"/>
+                <w:sz w:val="22"/>
                 <w:szCs w:val="20"/>
               </w:rPr>
               <w:t xml:space="preserve">(5, 40)</w:t>
@@ -3497,25 +3506,25 @@
                 <w:rFonts w:ascii="Avenir Next" w:hAnsi="Avenir Next" w:cs="Avenir Next" w:eastAsia="Avenir Next"/>
                 <w:b/>
                 <w:color w:val="003A70"/>
+                <w:sz w:val="22"/>
+                <w:szCs w:val="20"/>
+              </w:rPr>
+              <w:t xml:space="preserve">c.</w:t>
+            </w:r>
+            <w:r>
+              <w:rPr>
+                <w:rFonts w:ascii="Avenir Next" w:hAnsi="Avenir Next" w:cs="Avenir Next" w:eastAsia="Avenir Next"/>
+                <w:color w:val="1A1A1A"/>
                 <w:sz w:val="20"/>
                 <w:szCs w:val="20"/>
               </w:rPr>
-              <w:t xml:space="preserve">c.</w:t>
-            </w:r>
-            <w:r>
-              <w:rPr>
-                <w:rFonts w:ascii="Avenir Next" w:hAnsi="Avenir Next" w:cs="Avenir Next" w:eastAsia="Avenir Next"/>
-                <w:color w:val="1A1A1A"/>
-                <w:sz w:val="20"/>
-                <w:szCs w:val="20"/>
-              </w:rPr>
               <w:tab/>
             </w:r>
             <w:r>
               <w:rPr>
                 <w:rFonts w:ascii="Avenir Next" w:hAnsi="Avenir Next" w:cs="Avenir Next" w:eastAsia="Avenir Next"/>
                 <w:color w:val="1A1A1A"/>
-                <w:sz w:val="20"/>
+                <w:sz w:val="22"/>
                 <w:szCs w:val="20"/>
               </w:rPr>
               <w:t xml:space="preserve">(8, 96)</w:t>
@@ -3562,35 +3571,35 @@
           <w:rFonts w:ascii="Avenir Next" w:hAnsi="Avenir Next" w:cs="Avenir Next" w:eastAsia="Avenir Next"/>
           <w:b/>
           <w:color w:val="1A1A1A"/>
+          <w:sz w:val="22"/>
+          <w:szCs w:val="20"/>
+        </w:rPr>
+        <w:t xml:space="preserve">3.</w:t>
+      </w:r>
+      <w:r>
+        <w:rPr>
+          <w:rFonts w:ascii="Avenir Next" w:hAnsi="Avenir Next" w:cs="Avenir Next" w:eastAsia="Avenir Next"/>
+          <w:color w:val="1A1A1A"/>
           <w:sz w:val="20"/>
           <w:szCs w:val="20"/>
         </w:rPr>
-        <w:t xml:space="preserve">3.</w:t>
-      </w:r>
-      <w:r>
-        <w:rPr>
-          <w:rFonts w:ascii="Avenir Next" w:hAnsi="Avenir Next" w:cs="Avenir Next" w:eastAsia="Avenir Next"/>
-          <w:color w:val="1A1A1A"/>
-          <w:sz w:val="20"/>
+        <w:tab/>
+      </w:r>
+      <w:r>
+        <w:rPr>
+          <w:rFonts w:ascii="Avenir Next" w:hAnsi="Avenir Next" w:cs="Avenir Next" w:eastAsia="Avenir Next"/>
+          <w:b/>
+          <w:color w:val="1A1A1A"/>
+          <w:sz w:val="22"/>
           <w:szCs w:val="20"/>
         </w:rPr>
-        <w:tab/>
-      </w:r>
-      <w:r>
-        <w:rPr>
-          <w:rFonts w:ascii="Avenir Next" w:hAnsi="Avenir Next" w:cs="Avenir Next" w:eastAsia="Avenir Next"/>
-          <w:b/>
-          <w:color w:val="1A1A1A"/>
-          <w:sz w:val="20"/>
-          <w:szCs w:val="20"/>
-        </w:rPr>
         <w:t xml:space="preserve">Reading.  </w:t>
       </w:r>
       <w:r>
         <w:rPr>
           <w:rFonts w:ascii="Avenir Next" w:hAnsi="Avenir Next" w:cs="Avenir Next" w:eastAsia="Avenir Next"/>
           <w:color w:val="1A1A1A"/>
-          <w:sz w:val="20"/>
+          <w:sz w:val="22"/>
           <w:szCs w:val="20"/>
         </w:rPr>
         <w:t xml:space="preserve">A line through (0, 0) shows that Ana reads 18 pages in 3 hours. Find her unit rate. How many pages does she read in 7 hours?</w:t>
@@ -3609,7 +3618,7 @@
           <w:rFonts w:ascii="Avenir Next" w:hAnsi="Avenir Next" w:cs="Avenir Next" w:eastAsia="Avenir Next"/>
           <w:b/>
           <w:color w:val="1A1A1A"/>
-          <w:sz w:val="18"/>
+          <w:sz w:val="22"/>
           <w:szCs w:val="18"/>
         </w:rPr>
         <w:t xml:space="preserve">Answer</w:t>
@@ -3682,18 +3691,18 @@
                 <w:rFonts w:ascii="Avenir Next" w:hAnsi="Avenir Next" w:cs="Avenir Next" w:eastAsia="Avenir Next"/>
                 <w:b/>
                 <w:color w:val="1A1A1A"/>
+                <w:sz w:val="22"/>
+                <w:szCs w:val="20"/>
+              </w:rPr>
+              <w:t xml:space="preserve">4.</w:t>
+            </w:r>
+            <w:r>
+              <w:rPr>
+                <w:rFonts w:ascii="Avenir Next" w:hAnsi="Avenir Next" w:cs="Avenir Next" w:eastAsia="Avenir Next"/>
+                <w:color w:val="1A1A1A"/>
                 <w:sz w:val="20"/>
                 <w:szCs w:val="20"/>
               </w:rPr>
-              <w:t xml:space="preserve">4.</w:t>
-            </w:r>
-            <w:r>
-              <w:rPr>
-                <w:rFonts w:ascii="Avenir Next" w:hAnsi="Avenir Next" w:cs="Avenir Next" w:eastAsia="Avenir Next"/>
-                <w:color w:val="1A1A1A"/>
-                <w:sz w:val="20"/>
-                <w:szCs w:val="20"/>
-              </w:rPr>
               <w:tab/>
             </w:r>
             <w:r>
@@ -3701,7 +3710,7 @@
                 <w:rFonts w:ascii="Avenir Next" w:hAnsi="Avenir Next" w:cs="Avenir Next" w:eastAsia="Avenir Next"/>
                 <w:b/>
                 <w:color w:val="1A1A1A"/>
-                <w:sz w:val="20"/>
+                <w:sz w:val="22"/>
                 <w:szCs w:val="20"/>
               </w:rPr>
               <w:t xml:space="preserve">Two Jobs.  </w:t>
@@ -3710,7 +3719,7 @@
               <w:rPr>
                 <w:rFonts w:ascii="Avenir Next" w:hAnsi="Avenir Next" w:cs="Avenir Next" w:eastAsia="Avenir Next"/>
                 <w:color w:val="1A1A1A"/>
-                <w:sz w:val="20"/>
+                <w:sz w:val="22"/>
                 <w:szCs w:val="20"/>
               </w:rPr>
               <w:t xml:space="preserve">The graph shows pay for two jobs. Find each pay rate. Which line is steeper, and what does it mean?</w:t>
@@ -3729,7 +3738,7 @@
                 <w:rFonts w:ascii="Avenir Next" w:hAnsi="Avenir Next" w:cs="Avenir Next" w:eastAsia="Avenir Next"/>
                 <w:b/>
                 <w:color w:val="1A1A1A"/>
-                <w:sz w:val="18"/>
+                <w:sz w:val="22"/>
                 <w:szCs w:val="18"/>
               </w:rPr>
               <w:t xml:space="preserve">Answer</w:t>
@@ -3762,7 +3771,7 @@
               <w:drawing>
                 <wp:inline distT="0" distB="0" distL="0" distR="0">
                   <wp:extent cx="1463040" cy="991891"/>
-                  <wp:docPr id="4" name="Figure 4"/>
+                  <wp:docPr id="4" name="Figure 4" descr="Coordinate grid. Horizontal axis Hours: 0 to 8, ticks every 1. Vertical axis Pay ($): 0 to 32, ticks every 4. Points: x: 4; y: 24; label: A, x: 6; y: 18; label: B. Segments: 0, 0, 4, 24, 0, 0, 8, 24."/>
                   <a:graphic xmlns:a="http://schemas.openxmlformats.org/drawingml/2006/main">
                     <a:graphicData uri="http://schemas.openxmlformats.org/drawingml/2006/picture">
                       <pic:pic xmlns:pic="http://schemas.openxmlformats.org/drawingml/2006/picture">
@@ -3814,35 +3823,35 @@
           <w:rFonts w:ascii="Avenir Next" w:hAnsi="Avenir Next" w:cs="Avenir Next" w:eastAsia="Avenir Next"/>
           <w:b/>
           <w:color w:val="1A1A1A"/>
+          <w:sz w:val="22"/>
+          <w:szCs w:val="20"/>
+        </w:rPr>
+        <w:t xml:space="preserve">5.</w:t>
+      </w:r>
+      <w:r>
+        <w:rPr>
+          <w:rFonts w:ascii="Avenir Next" w:hAnsi="Avenir Next" w:cs="Avenir Next" w:eastAsia="Avenir Next"/>
+          <w:color w:val="1A1A1A"/>
           <w:sz w:val="20"/>
           <w:szCs w:val="20"/>
         </w:rPr>
-        <w:t xml:space="preserve">5.</w:t>
-      </w:r>
-      <w:r>
-        <w:rPr>
-          <w:rFonts w:ascii="Avenir Next" w:hAnsi="Avenir Next" w:cs="Avenir Next" w:eastAsia="Avenir Next"/>
-          <w:color w:val="1A1A1A"/>
-          <w:sz w:val="20"/>
+        <w:tab/>
+      </w:r>
+      <w:r>
+        <w:rPr>
+          <w:rFonts w:ascii="Avenir Next" w:hAnsi="Avenir Next" w:cs="Avenir Next" w:eastAsia="Avenir Next"/>
+          <w:b/>
+          <w:color w:val="1A1A1A"/>
+          <w:sz w:val="22"/>
           <w:szCs w:val="20"/>
         </w:rPr>
-        <w:tab/>
-      </w:r>
-      <w:r>
-        <w:rPr>
-          <w:rFonts w:ascii="Avenir Next" w:hAnsi="Avenir Next" w:cs="Avenir Next" w:eastAsia="Avenir Next"/>
-          <w:b/>
-          <w:color w:val="1A1A1A"/>
-          <w:sz w:val="20"/>
-          <w:szCs w:val="20"/>
-        </w:rPr>
         <w:t xml:space="preserve">Savings.  </w:t>
       </w:r>
       <w:r>
         <w:rPr>
           <w:rFonts w:ascii="Avenir Next" w:hAnsi="Avenir Next" w:cs="Avenir Next" w:eastAsia="Avenir Next"/>
           <w:color w:val="1A1A1A"/>
-          <w:sz w:val="20"/>
+          <w:sz w:val="22"/>
           <w:szCs w:val="20"/>
         </w:rPr>
         <w:t xml:space="preserve">Jada’s savings graph passes through (0, 10), (1, 15), and (2, 20). She says it is proportional. Is she right? What does (0, 10) mean?</w:t>
@@ -3921,6 +3930,7 @@
     </w:p>
     <w:p>
       <w:pPr>
+        <w:pStyle w:val="Heading2"/>
         <w:keepNext/>
         <w:pBdr>
           <w:bottom w:val="single" w:sz="8" w:space="3" w:color="003A70"/>
@@ -3936,7 +3946,7 @@
           <w:b/>
           <w:color w:val="003A70"/>
           <w:spacing w:val="14"/>
-          <w:sz w:val="19"/>
+          <w:sz w:val="22"/>
           <w:szCs w:val="19"/>
         </w:rPr>
         <w:t xml:space="preserve">TEST PRACTICE</w:t>
@@ -3955,7 +3965,7 @@
           <w:rFonts w:ascii="Avenir Next" w:hAnsi="Avenir Next" w:cs="Avenir Next" w:eastAsia="Avenir Next"/>
           <w:i/>
           <w:color w:val="5A5F66"/>
-          <w:sz w:val="17"/>
+          <w:sz w:val="22"/>
           <w:szCs w:val="17"/>
         </w:rPr>
         <w:t xml:space="preserve">choose the best answer</w:t>
@@ -3975,25 +3985,25 @@
           <w:rFonts w:ascii="Avenir Next" w:hAnsi="Avenir Next" w:cs="Avenir Next" w:eastAsia="Avenir Next"/>
           <w:b/>
           <w:color w:val="1A1A1A"/>
+          <w:sz w:val="22"/>
+          <w:szCs w:val="20"/>
+        </w:rPr>
+        <w:t xml:space="preserve">6.</w:t>
+      </w:r>
+      <w:r>
+        <w:rPr>
+          <w:rFonts w:ascii="Avenir Next" w:hAnsi="Avenir Next" w:cs="Avenir Next" w:eastAsia="Avenir Next"/>
+          <w:color w:val="1A1A1A"/>
           <w:sz w:val="20"/>
           <w:szCs w:val="20"/>
         </w:rPr>
-        <w:t xml:space="preserve">6.</w:t>
-      </w:r>
-      <w:r>
-        <w:rPr>
-          <w:rFonts w:ascii="Avenir Next" w:hAnsi="Avenir Next" w:cs="Avenir Next" w:eastAsia="Avenir Next"/>
-          <w:color w:val="1A1A1A"/>
-          <w:sz w:val="20"/>
-          <w:szCs w:val="20"/>
-        </w:rPr>
         <w:tab/>
       </w:r>
       <w:r>
         <w:rPr>
           <w:rFonts w:ascii="Avenir Next" w:hAnsi="Avenir Next" w:cs="Avenir Next" w:eastAsia="Avenir Next"/>
           <w:color w:val="1A1A1A"/>
-          <w:sz w:val="20"/>
+          <w:sz w:val="22"/>
           <w:szCs w:val="20"/>
         </w:rPr>
         <w:t xml:space="preserve">A line through the origin passes through (5, 35). What is the unit rate?</w:t>
@@ -4049,25 +4059,25 @@
                 <w:rFonts w:ascii="Avenir Next" w:hAnsi="Avenir Next" w:cs="Avenir Next" w:eastAsia="Avenir Next"/>
                 <w:b/>
                 <w:color w:val="003A70"/>
+                <w:sz w:val="22"/>
+                <w:szCs w:val="19"/>
+              </w:rPr>
+              <w:t xml:space="preserve">A</w:t>
+            </w:r>
+            <w:r>
+              <w:rPr>
+                <w:rFonts w:ascii="Avenir Next" w:hAnsi="Avenir Next" w:cs="Avenir Next" w:eastAsia="Avenir Next"/>
+                <w:color w:val="1A1A1A"/>
                 <w:sz w:val="19"/>
                 <w:szCs w:val="19"/>
               </w:rPr>
-              <w:t xml:space="preserve">A</w:t>
-            </w:r>
-            <w:r>
-              <w:rPr>
-                <w:rFonts w:ascii="Avenir Next" w:hAnsi="Avenir Next" w:cs="Avenir Next" w:eastAsia="Avenir Next"/>
-                <w:color w:val="1A1A1A"/>
-                <w:sz w:val="19"/>
-                <w:szCs w:val="19"/>
-              </w:rPr>
               <w:tab/>
             </w:r>
             <w:r>
               <w:rPr>
                 <w:rFonts w:ascii="Avenir Next" w:hAnsi="Avenir Next" w:cs="Avenir Next" w:eastAsia="Avenir Next"/>
                 <w:color w:val="1A1A1A"/>
-                <w:sz w:val="19"/>
+                <w:sz w:val="22"/>
                 <w:szCs w:val="19"/>
               </w:rPr>
               <w:t xml:space="preserve">5</w:t>
@@ -4092,25 +4102,25 @@
                 <w:rFonts w:ascii="Avenir Next" w:hAnsi="Avenir Next" w:cs="Avenir Next" w:eastAsia="Avenir Next"/>
                 <w:b/>
                 <w:color w:val="003A70"/>
+                <w:sz w:val="22"/>
+                <w:szCs w:val="19"/>
+              </w:rPr>
+              <w:t xml:space="preserve">B</w:t>
+            </w:r>
+            <w:r>
+              <w:rPr>
+                <w:rFonts w:ascii="Avenir Next" w:hAnsi="Avenir Next" w:cs="Avenir Next" w:eastAsia="Avenir Next"/>
+                <w:color w:val="1A1A1A"/>
                 <w:sz w:val="19"/>
                 <w:szCs w:val="19"/>
               </w:rPr>
-              <w:t xml:space="preserve">B</w:t>
-            </w:r>
-            <w:r>
-              <w:rPr>
-                <w:rFonts w:ascii="Avenir Next" w:hAnsi="Avenir Next" w:cs="Avenir Next" w:eastAsia="Avenir Next"/>
-                <w:color w:val="1A1A1A"/>
-                <w:sz w:val="19"/>
-                <w:szCs w:val="19"/>
-              </w:rPr>
               <w:tab/>
             </w:r>
             <w:r>
               <w:rPr>
                 <w:rFonts w:ascii="Avenir Next" w:hAnsi="Avenir Next" w:cs="Avenir Next" w:eastAsia="Avenir Next"/>
                 <w:color w:val="1A1A1A"/>
-                <w:sz w:val="19"/>
+                <w:sz w:val="22"/>
                 <w:szCs w:val="19"/>
               </w:rPr>
               <w:t xml:space="preserve">30</w:t>
@@ -4135,25 +4145,25 @@
                 <w:rFonts w:ascii="Avenir Next" w:hAnsi="Avenir Next" w:cs="Avenir Next" w:eastAsia="Avenir Next"/>
                 <w:b/>
                 <w:color w:val="003A70"/>
+                <w:sz w:val="22"/>
+                <w:szCs w:val="19"/>
+              </w:rPr>
+              <w:t xml:space="preserve">C</w:t>
+            </w:r>
+            <w:r>
+              <w:rPr>
+                <w:rFonts w:ascii="Avenir Next" w:hAnsi="Avenir Next" w:cs="Avenir Next" w:eastAsia="Avenir Next"/>
+                <w:color w:val="1A1A1A"/>
                 <w:sz w:val="19"/>
                 <w:szCs w:val="19"/>
               </w:rPr>
-              <w:t xml:space="preserve">C</w:t>
-            </w:r>
-            <w:r>
-              <w:rPr>
-                <w:rFonts w:ascii="Avenir Next" w:hAnsi="Avenir Next" w:cs="Avenir Next" w:eastAsia="Avenir Next"/>
-                <w:color w:val="1A1A1A"/>
-                <w:sz w:val="19"/>
-                <w:szCs w:val="19"/>
-              </w:rPr>
               <w:tab/>
             </w:r>
             <w:r>
               <w:rPr>
                 <w:rFonts w:ascii="Avenir Next" w:hAnsi="Avenir Next" w:cs="Avenir Next" w:eastAsia="Avenir Next"/>
                 <w:color w:val="1A1A1A"/>
-                <w:sz w:val="19"/>
+                <w:sz w:val="22"/>
                 <w:szCs w:val="19"/>
               </w:rPr>
               <w:t xml:space="preserve">7</w:t>
@@ -4178,25 +4188,25 @@
                 <w:rFonts w:ascii="Avenir Next" w:hAnsi="Avenir Next" w:cs="Avenir Next" w:eastAsia="Avenir Next"/>
                 <w:b/>
                 <w:color w:val="003A70"/>
+                <w:sz w:val="22"/>
+                <w:szCs w:val="19"/>
+              </w:rPr>
+              <w:t xml:space="preserve">D</w:t>
+            </w:r>
+            <w:r>
+              <w:rPr>
+                <w:rFonts w:ascii="Avenir Next" w:hAnsi="Avenir Next" w:cs="Avenir Next" w:eastAsia="Avenir Next"/>
+                <w:color w:val="1A1A1A"/>
                 <w:sz w:val="19"/>
                 <w:szCs w:val="19"/>
               </w:rPr>
-              <w:t xml:space="preserve">D</w:t>
-            </w:r>
-            <w:r>
-              <w:rPr>
-                <w:rFonts w:ascii="Avenir Next" w:hAnsi="Avenir Next" w:cs="Avenir Next" w:eastAsia="Avenir Next"/>
-                <w:color w:val="1A1A1A"/>
-                <w:sz w:val="19"/>
-                <w:szCs w:val="19"/>
-              </w:rPr>
               <w:tab/>
             </w:r>
             <w:r>
               <w:rPr>
                 <w:rFonts w:ascii="Avenir Next" w:hAnsi="Avenir Next" w:cs="Avenir Next" w:eastAsia="Avenir Next"/>
                 <w:color w:val="1A1A1A"/>
-                <w:sz w:val="19"/>
+                <w:sz w:val="22"/>
                 <w:szCs w:val="19"/>
               </w:rPr>
               <w:t xml:space="preserve">175</w:t>
@@ -4224,25 +4234,25 @@
           <w:rFonts w:ascii="Avenir Next" w:hAnsi="Avenir Next" w:cs="Avenir Next" w:eastAsia="Avenir Next"/>
           <w:b/>
           <w:color w:val="1A1A1A"/>
+          <w:sz w:val="22"/>
+          <w:szCs w:val="20"/>
+        </w:rPr>
+        <w:t xml:space="preserve">7.</w:t>
+      </w:r>
+      <w:r>
+        <w:rPr>
+          <w:rFonts w:ascii="Avenir Next" w:hAnsi="Avenir Next" w:cs="Avenir Next" w:eastAsia="Avenir Next"/>
+          <w:color w:val="1A1A1A"/>
           <w:sz w:val="20"/>
           <w:szCs w:val="20"/>
         </w:rPr>
-        <w:t xml:space="preserve">7.</w:t>
-      </w:r>
-      <w:r>
-        <w:rPr>
-          <w:rFonts w:ascii="Avenir Next" w:hAnsi="Avenir Next" w:cs="Avenir Next" w:eastAsia="Avenir Next"/>
-          <w:color w:val="1A1A1A"/>
-          <w:sz w:val="20"/>
-          <w:szCs w:val="20"/>
-        </w:rPr>
         <w:tab/>
       </w:r>
       <w:r>
         <w:rPr>
           <w:rFonts w:ascii="Avenir Next" w:hAnsi="Avenir Next" w:cs="Avenir Next" w:eastAsia="Avenir Next"/>
           <w:color w:val="1A1A1A"/>
-          <w:sz w:val="20"/>
+          <w:sz w:val="22"/>
           <w:szCs w:val="20"/>
         </w:rPr>
         <w:t xml:space="preserve">Line P passes through (1, 4). Line Q passes through (1, 9). Both start at (0, 0). Which is true?</w:t>
@@ -4296,25 +4306,25 @@
                 <w:rFonts w:ascii="Avenir Next" w:hAnsi="Avenir Next" w:cs="Avenir Next" w:eastAsia="Avenir Next"/>
                 <w:b/>
                 <w:color w:val="003A70"/>
+                <w:sz w:val="22"/>
+                <w:szCs w:val="19"/>
+              </w:rPr>
+              <w:t xml:space="preserve">A</w:t>
+            </w:r>
+            <w:r>
+              <w:rPr>
+                <w:rFonts w:ascii="Avenir Next" w:hAnsi="Avenir Next" w:cs="Avenir Next" w:eastAsia="Avenir Next"/>
+                <w:color w:val="1A1A1A"/>
                 <w:sz w:val="19"/>
                 <w:szCs w:val="19"/>
               </w:rPr>
-              <w:t xml:space="preserve">A</w:t>
-            </w:r>
-            <w:r>
-              <w:rPr>
-                <w:rFonts w:ascii="Avenir Next" w:hAnsi="Avenir Next" w:cs="Avenir Next" w:eastAsia="Avenir Next"/>
-                <w:color w:val="1A1A1A"/>
-                <w:sz w:val="19"/>
-                <w:szCs w:val="19"/>
-              </w:rPr>
               <w:tab/>
             </w:r>
             <w:r>
               <w:rPr>
                 <w:rFonts w:ascii="Avenir Next" w:hAnsi="Avenir Next" w:cs="Avenir Next" w:eastAsia="Avenir Next"/>
                 <w:color w:val="1A1A1A"/>
-                <w:sz w:val="19"/>
+                <w:sz w:val="22"/>
                 <w:szCs w:val="19"/>
               </w:rPr>
               <w:t xml:space="preserve">P is steeper.</w:t>
@@ -4339,25 +4349,25 @@
                 <w:rFonts w:ascii="Avenir Next" w:hAnsi="Avenir Next" w:cs="Avenir Next" w:eastAsia="Avenir Next"/>
                 <w:b/>
                 <w:color w:val="003A70"/>
+                <w:sz w:val="22"/>
+                <w:szCs w:val="19"/>
+              </w:rPr>
+              <w:t xml:space="preserve">B</w:t>
+            </w:r>
+            <w:r>
+              <w:rPr>
+                <w:rFonts w:ascii="Avenir Next" w:hAnsi="Avenir Next" w:cs="Avenir Next" w:eastAsia="Avenir Next"/>
+                <w:color w:val="1A1A1A"/>
                 <w:sz w:val="19"/>
                 <w:szCs w:val="19"/>
               </w:rPr>
-              <w:t xml:space="preserve">B</w:t>
-            </w:r>
-            <w:r>
-              <w:rPr>
-                <w:rFonts w:ascii="Avenir Next" w:hAnsi="Avenir Next" w:cs="Avenir Next" w:eastAsia="Avenir Next"/>
-                <w:color w:val="1A1A1A"/>
-                <w:sz w:val="19"/>
-                <w:szCs w:val="19"/>
-              </w:rPr>
               <w:tab/>
             </w:r>
             <w:r>
               <w:rPr>
                 <w:rFonts w:ascii="Avenir Next" w:hAnsi="Avenir Next" w:cs="Avenir Next" w:eastAsia="Avenir Next"/>
                 <w:color w:val="1A1A1A"/>
-                <w:sz w:val="19"/>
+                <w:sz w:val="22"/>
                 <w:szCs w:val="19"/>
               </w:rPr>
               <w:t xml:space="preserve">Q is steeper; greater rate.</w:t>
@@ -4387,25 +4397,25 @@
                 <w:rFonts w:ascii="Avenir Next" w:hAnsi="Avenir Next" w:cs="Avenir Next" w:eastAsia="Avenir Next"/>
                 <w:b/>
                 <w:color w:val="003A70"/>
+                <w:sz w:val="22"/>
+                <w:szCs w:val="19"/>
+              </w:rPr>
+              <w:t xml:space="preserve">C</w:t>
+            </w:r>
+            <w:r>
+              <w:rPr>
+                <w:rFonts w:ascii="Avenir Next" w:hAnsi="Avenir Next" w:cs="Avenir Next" w:eastAsia="Avenir Next"/>
+                <w:color w:val="1A1A1A"/>
                 <w:sz w:val="19"/>
                 <w:szCs w:val="19"/>
               </w:rPr>
-              <w:t xml:space="preserve">C</w:t>
-            </w:r>
-            <w:r>
-              <w:rPr>
-                <w:rFonts w:ascii="Avenir Next" w:hAnsi="Avenir Next" w:cs="Avenir Next" w:eastAsia="Avenir Next"/>
-                <w:color w:val="1A1A1A"/>
-                <w:sz w:val="19"/>
-                <w:szCs w:val="19"/>
-              </w:rPr>
               <w:tab/>
             </w:r>
             <w:r>
               <w:rPr>
                 <w:rFonts w:ascii="Avenir Next" w:hAnsi="Avenir Next" w:cs="Avenir Next" w:eastAsia="Avenir Next"/>
                 <w:color w:val="1A1A1A"/>
-                <w:sz w:val="19"/>
+                <w:sz w:val="22"/>
                 <w:szCs w:val="19"/>
               </w:rPr>
               <w:t xml:space="preserve">They have the same rate.</w:t>
@@ -4430,25 +4440,25 @@
                 <w:rFonts w:ascii="Avenir Next" w:hAnsi="Avenir Next" w:cs="Avenir Next" w:eastAsia="Avenir Next"/>
                 <w:b/>
                 <w:color w:val="003A70"/>
+                <w:sz w:val="22"/>
+                <w:szCs w:val="19"/>
+              </w:rPr>
+              <w:t xml:space="preserve">D</w:t>
+            </w:r>
+            <w:r>
+              <w:rPr>
+                <w:rFonts w:ascii="Avenir Next" w:hAnsi="Avenir Next" w:cs="Avenir Next" w:eastAsia="Avenir Next"/>
+                <w:color w:val="1A1A1A"/>
                 <w:sz w:val="19"/>
                 <w:szCs w:val="19"/>
               </w:rPr>
-              <w:t xml:space="preserve">D</w:t>
-            </w:r>
-            <w:r>
-              <w:rPr>
-                <w:rFonts w:ascii="Avenir Next" w:hAnsi="Avenir Next" w:cs="Avenir Next" w:eastAsia="Avenir Next"/>
-                <w:color w:val="1A1A1A"/>
-                <w:sz w:val="19"/>
-                <w:szCs w:val="19"/>
-              </w:rPr>
               <w:tab/>
             </w:r>
             <w:r>
               <w:rPr>
                 <w:rFonts w:ascii="Avenir Next" w:hAnsi="Avenir Next" w:cs="Avenir Next" w:eastAsia="Avenir Next"/>
                 <w:color w:val="1A1A1A"/>
-                <w:sz w:val="19"/>
+                <w:sz w:val="22"/>
                 <w:szCs w:val="19"/>
               </w:rPr>
               <w:t xml:space="preserve">Q is steeper; smaller rate.</w:t>
@@ -4506,6 +4516,7 @@
           </w:tcPr>
           <w:p>
             <w:pPr>
+              <w:pStyle w:val="Heading2"/>
               <w:spacing w:before="0" w:after="0" w:line="240" w:lineRule="auto"/>
             </w:pPr>
             <w:r>
@@ -4543,7 +4554,7 @@
               <w:rPr>
                 <w:rFonts w:ascii="Avenir Next" w:hAnsi="Avenir Next" w:cs="Avenir Next" w:eastAsia="Avenir Next"/>
                 <w:color w:val="1A1A1A"/>
-                <w:sz w:val="17"/>
+                <w:sz w:val="22"/>
                 <w:szCs w:val="17"/>
               </w:rPr>
               <w:t xml:space="preserve">  I can do this on my own</w:t>
@@ -4572,7 +4583,7 @@
               <w:rPr>
                 <w:rFonts w:ascii="Avenir Next" w:hAnsi="Avenir Next" w:cs="Avenir Next" w:eastAsia="Avenir Next"/>
                 <w:color w:val="1A1A1A"/>
-                <w:sz w:val="17"/>
+                <w:sz w:val="22"/>
                 <w:szCs w:val="17"/>
               </w:rPr>
               <w:t xml:space="preserve">  I need a little help</w:t>
@@ -4601,7 +4612,7 @@
               <w:rPr>
                 <w:rFonts w:ascii="Avenir Next" w:hAnsi="Avenir Next" w:cs="Avenir Next" w:eastAsia="Avenir Next"/>
                 <w:color w:val="1A1A1A"/>
-                <w:sz w:val="17"/>
+                <w:sz w:val="22"/>
                 <w:szCs w:val="17"/>
               </w:rPr>
               <w:t xml:space="preserve">  I have a question about #</w:t>
@@ -4708,7 +4719,106 @@
               <w:sz w:val="15"/>
               <w:szCs w:val="15"/>
             </w:rPr>
-            <w:t xml:space="preserve">Lesson 9-2  ·  Homework Packet</w:t>
+            <w:t xml:space="preserve">9-2 · Page </w:t>
+          </w:r>
+          <w:r>
+            <w:rPr>
+              <w:rFonts w:ascii="Avenir Next" w:hAnsi="Avenir Next" w:cs="Avenir Next" w:eastAsia="Avenir Next"/>
+              <w:color w:val="5A5F66"/>
+              <w:sz w:val="15"/>
+              <w:szCs w:val="15"/>
+            </w:rPr>
+            <w:fldChar w:fldCharType="begin"/>
+          </w:r>
+          <w:r>
+            <w:rPr>
+              <w:rFonts w:ascii="Avenir Next" w:hAnsi="Avenir Next" w:cs="Avenir Next" w:eastAsia="Avenir Next"/>
+              <w:color w:val="5A5F66"/>
+              <w:sz w:val="15"/>
+              <w:szCs w:val="15"/>
+            </w:rPr>
+            <w:instrText xml:space="preserve"> PAGE </w:instrText>
+          </w:r>
+          <w:r>
+            <w:rPr>
+              <w:rFonts w:ascii="Avenir Next" w:hAnsi="Avenir Next" w:cs="Avenir Next" w:eastAsia="Avenir Next"/>
+              <w:color w:val="5A5F66"/>
+              <w:sz w:val="15"/>
+              <w:szCs w:val="15"/>
+            </w:rPr>
+            <w:fldChar w:fldCharType="separate"/>
+          </w:r>
+          <w:r>
+            <w:rPr>
+              <w:rFonts w:ascii="Avenir Next" w:hAnsi="Avenir Next" w:cs="Avenir Next" w:eastAsia="Avenir Next"/>
+              <w:color w:val="5A5F66"/>
+              <w:sz w:val="15"/>
+              <w:szCs w:val="15"/>
+            </w:rPr>
+            <w:t xml:space="preserve">1</w:t>
+          </w:r>
+          <w:r>
+            <w:rPr>
+              <w:rFonts w:ascii="Avenir Next" w:hAnsi="Avenir Next" w:cs="Avenir Next" w:eastAsia="Avenir Next"/>
+              <w:color w:val="5A5F66"/>
+              <w:sz w:val="15"/>
+              <w:szCs w:val="15"/>
+            </w:rPr>
+            <w:fldChar w:fldCharType="end"/>
+          </w:r>
+          <w:r>
+            <w:rPr>
+              <w:rFonts w:ascii="Avenir Next" w:hAnsi="Avenir Next" w:cs="Avenir Next" w:eastAsia="Avenir Next"/>
+              <w:color w:val="5A5F66"/>
+              <w:sz w:val="15"/>
+              <w:szCs w:val="15"/>
+            </w:rPr>
+            <w:t xml:space="preserve"> of </w:t>
+          </w:r>
+          <w:r>
+            <w:rPr>
+              <w:rFonts w:ascii="Avenir Next" w:hAnsi="Avenir Next" w:cs="Avenir Next" w:eastAsia="Avenir Next"/>
+              <w:color w:val="5A5F66"/>
+              <w:sz w:val="15"/>
+              <w:szCs w:val="15"/>
+            </w:rPr>
+            <w:fldChar w:fldCharType="begin"/>
+          </w:r>
+          <w:r>
+            <w:rPr>
+              <w:rFonts w:ascii="Avenir Next" w:hAnsi="Avenir Next" w:cs="Avenir Next" w:eastAsia="Avenir Next"/>
+              <w:color w:val="5A5F66"/>
+              <w:sz w:val="15"/>
+              <w:szCs w:val="15"/>
+            </w:rPr>
+            <w:instrText xml:space="preserve"> NUMPAGES </w:instrText>
+          </w:r>
+          <w:r>
+            <w:rPr>
+              <w:rFonts w:ascii="Avenir Next" w:hAnsi="Avenir Next" w:cs="Avenir Next" w:eastAsia="Avenir Next"/>
+              <w:color w:val="5A5F66"/>
+              <w:sz w:val="15"/>
+              <w:szCs w:val="15"/>
+            </w:rPr>
+            <w:fldChar w:fldCharType="separate"/>
+          </w:r>
+          <w:r>
+            <w:rPr>
+              <w:rFonts w:ascii="Avenir Next" w:hAnsi="Avenir Next" w:cs="Avenir Next" w:eastAsia="Avenir Next"/>
+              <w:color w:val="5A5F66"/>
+              <w:sz w:val="15"/>
+              <w:szCs w:val="15"/>
+            </w:rPr>
+            <w:t xml:space="preserve">1</w:t>
+          </w:r>
+          <w:r>
+            <w:rPr>
+              <w:rFonts w:ascii="Avenir Next" w:hAnsi="Avenir Next" w:cs="Avenir Next" w:eastAsia="Avenir Next"/>
+              <w:color w:val="5A5F66"/>
+              <w:sz w:val="15"/>
+              <w:szCs w:val="15"/>
+            </w:rPr>
+            <w:fldChar w:fldCharType="end"/>
           </w:r>
         </w:p>
       </w:tc>
@@ -4751,5 +4861,23 @@
       </w:tblCellMar>
     </w:tblPr>
   </w:style>
+  <w:style w:type="paragraph" w:styleId="Heading1">
+    <w:name w:val="heading 1"/>
+    <w:basedOn w:val="Normal"/>
+    <w:pPr>
+      <w:outlineLvl w:val="0"/>
+      <w:keepNext w:val="0"/>
+      <w:keepLines w:val="0"/>
+    </w:pPr>
+  </w:style>
+  <w:style w:type="paragraph" w:styleId="Heading2">
+    <w:name w:val="heading 2"/>
+    <w:basedOn w:val="Normal"/>
+    <w:pPr>
+      <w:outlineLvl w:val="1"/>
+      <w:keepNext w:val="0"/>
+      <w:keepLines w:val="0"/>
+    </w:pPr>
+  </w:style>
 </w:styles>
 </file>